--- a/models/interpretaciones.docx
+++ b/models/interpretaciones.docx
@@ -44,15 +44,7 @@
         <w:t>Respuesta</w:t>
       </w:r>
       <w:r>
-        <w:t>: Recibió o no atención en salud mental (</w:t>
-      </w:r>
-      <w:proofErr w:type="spellStart"/>
-      <w:r>
-        <w:t>ac_mental</w:t>
-      </w:r>
-      <w:proofErr w:type="spellEnd"/>
-      <w:r>
-        <w:t>)</w:t>
+        <w:t>: Recibió o no atención en salud mental (ac_mental)</w:t>
       </w:r>
     </w:p>
     <w:p>
@@ -63,71 +55,7 @@
         <w:t>Predictoras</w:t>
       </w:r>
       <w:r>
-        <w:t>: edad víctima (edad), si/no cabeza de familia(</w:t>
-      </w:r>
-      <w:proofErr w:type="spellStart"/>
-      <w:r>
-        <w:t>mujer_cabf</w:t>
-      </w:r>
-      <w:proofErr w:type="spellEnd"/>
-      <w:r>
-        <w:t>), tipo de violencia(</w:t>
-      </w:r>
-      <w:proofErr w:type="spellStart"/>
-      <w:r>
-        <w:t>def_naturaleza</w:t>
-      </w:r>
-      <w:proofErr w:type="spellEnd"/>
-      <w:r>
-        <w:t>), área de ocurrencia(</w:t>
-      </w:r>
-      <w:proofErr w:type="spellStart"/>
-      <w:r>
-        <w:t>area</w:t>
-      </w:r>
-      <w:proofErr w:type="spellEnd"/>
-      <w:r>
-        <w:t>_), sexo agresor(</w:t>
-      </w:r>
-      <w:proofErr w:type="spellStart"/>
-      <w:r>
-        <w:t>sexo_agre</w:t>
-      </w:r>
-      <w:proofErr w:type="spellEnd"/>
-      <w:r>
-        <w:t xml:space="preserve">), </w:t>
-      </w:r>
-      <w:proofErr w:type="spellStart"/>
-      <w:r>
-        <w:t>parentezco</w:t>
-      </w:r>
-      <w:proofErr w:type="spellEnd"/>
-      <w:r>
-        <w:t xml:space="preserve"> agresor(</w:t>
-      </w:r>
-      <w:proofErr w:type="spellStart"/>
-      <w:r>
-        <w:t>parentezco_agresor</w:t>
-      </w:r>
-      <w:proofErr w:type="spellEnd"/>
-      <w:r>
-        <w:t>), si/no convive con el agresor(</w:t>
-      </w:r>
-      <w:proofErr w:type="spellStart"/>
-      <w:r>
-        <w:t>conv_agre</w:t>
-      </w:r>
-      <w:proofErr w:type="spellEnd"/>
-      <w:r>
-        <w:t>), si/no hospitalizado(</w:t>
-      </w:r>
-      <w:proofErr w:type="spellStart"/>
-      <w:r>
-        <w:t>pac_hos</w:t>
-      </w:r>
-      <w:proofErr w:type="spellEnd"/>
-      <w:r>
-        <w:t>_) y escenario donde ocurrió el hecho(escenario)</w:t>
+        <w:t>: edad víctima (edad), si/no cabeza de familia(mujer_cabf), tipo de violencia(def_naturaleza), área de ocurrencia(area_), sexo agresor(sexo_agre), parentezco agresor(parentezco_agresor), si/no convive con el agresor(conv_agre), si/no hospitalizado(pac_hos_) y escenario donde ocurrió el hecho(escenario)</w:t>
       </w:r>
     </w:p>
     <w:p/>
@@ -140,29 +68,8 @@
       </w:r>
     </w:p>
     <w:p>
-      <w:proofErr w:type="gramStart"/>
-      <w:r>
-        <w:t>De acuerdo a</w:t>
-      </w:r>
-      <w:proofErr w:type="gramEnd"/>
-      <w:r>
-        <w:t xml:space="preserve"> </w:t>
-      </w:r>
-      <w:proofErr w:type="spellStart"/>
-      <w:r>
-        <w:t>Rhat</w:t>
-      </w:r>
-      <w:proofErr w:type="spellEnd"/>
-      <w:r>
-        <w:t xml:space="preserve">, el </w:t>
-      </w:r>
-      <w:proofErr w:type="spellStart"/>
-      <w:r>
-        <w:t>n_eff</w:t>
-      </w:r>
-      <w:proofErr w:type="spellEnd"/>
-      <w:r>
-        <w:t xml:space="preserve"> y ACF las cadenas convergieron bien </w:t>
+      <w:r>
+        <w:t xml:space="preserve">De acuerdo a Rhat, el n_eff y ACF las cadenas convergieron bien </w:t>
       </w:r>
     </w:p>
     <w:p/>
@@ -205,13 +112,8 @@
           <w:numId w:val="2"/>
         </w:numPr>
       </w:pPr>
-      <w:proofErr w:type="gramStart"/>
-      <w:r>
-        <w:t>beta[</w:t>
-      </w:r>
-      <w:proofErr w:type="gramEnd"/>
-      <w:r>
-        <w:t xml:space="preserve">2]: (0.92) Ser mujer cabeza de familia aumenta la probabilidad de atención comparado con las que no lo son. </w:t>
+      <w:r>
+        <w:t xml:space="preserve">beta[2]: (0.92) Ser mujer cabeza de familia aumenta la probabilidad de atención comparado con las que no lo son. </w:t>
       </w:r>
     </w:p>
     <w:p/>
@@ -247,13 +149,8 @@
           <w:numId w:val="10"/>
         </w:numPr>
       </w:pPr>
-      <w:proofErr w:type="gramStart"/>
-      <w:r>
-        <w:t>beta[</w:t>
-      </w:r>
-      <w:proofErr w:type="gramEnd"/>
-      <w:r>
-        <w:t xml:space="preserve">3]: (1.36) violencia física.  </w:t>
+      <w:r>
+        <w:t xml:space="preserve">beta[3]: (1.36) violencia física.  </w:t>
       </w:r>
     </w:p>
     <w:p>
@@ -263,13 +160,8 @@
           <w:numId w:val="10"/>
         </w:numPr>
       </w:pPr>
-      <w:proofErr w:type="gramStart"/>
-      <w:r>
-        <w:t>beta[</w:t>
-      </w:r>
-      <w:proofErr w:type="gramEnd"/>
-      <w:r>
-        <w:t xml:space="preserve">4]: (0.38) violencia psicológica   </w:t>
+      <w:r>
+        <w:t xml:space="preserve">beta[4]: (0.38) violencia psicológica   </w:t>
       </w:r>
     </w:p>
     <w:p>
@@ -279,13 +171,8 @@
           <w:numId w:val="10"/>
         </w:numPr>
       </w:pPr>
-      <w:proofErr w:type="gramStart"/>
-      <w:r>
-        <w:t>beta[</w:t>
-      </w:r>
-      <w:proofErr w:type="gramEnd"/>
-      <w:r>
-        <w:t>5]: (3.85) violencia sexual</w:t>
+      <w:r>
+        <w:t>beta[5]: (3.85) violencia sexual</w:t>
       </w:r>
     </w:p>
     <w:p/>
@@ -327,13 +214,8 @@
           <w:numId w:val="1"/>
         </w:numPr>
       </w:pPr>
-      <w:proofErr w:type="gramStart"/>
-      <w:r>
-        <w:t>beta[</w:t>
-      </w:r>
-      <w:proofErr w:type="gramEnd"/>
-      <w:r>
-        <w:t xml:space="preserve">6]: (0.52) centro poblado.   </w:t>
+      <w:r>
+        <w:t xml:space="preserve">beta[6]: (0.52) centro poblado.   </w:t>
       </w:r>
     </w:p>
     <w:p>
@@ -343,13 +225,8 @@
           <w:numId w:val="1"/>
         </w:numPr>
       </w:pPr>
-      <w:proofErr w:type="gramStart"/>
-      <w:r>
-        <w:t>beta[</w:t>
-      </w:r>
-      <w:proofErr w:type="gramEnd"/>
-      <w:r>
-        <w:t xml:space="preserve">7]: (0.81) área rural   </w:t>
+      <w:r>
+        <w:t xml:space="preserve">beta[7]: (0.81) área rural   </w:t>
       </w:r>
     </w:p>
     <w:p/>
@@ -397,13 +274,8 @@
           <w:numId w:val="8"/>
         </w:numPr>
       </w:pPr>
-      <w:proofErr w:type="gramStart"/>
-      <w:r>
-        <w:t>beta[</w:t>
-      </w:r>
-      <w:proofErr w:type="gramEnd"/>
-      <w:r>
-        <w:t xml:space="preserve">14]: (0.62) agresor Madre  </w:t>
+      <w:r>
+        <w:t xml:space="preserve">beta[14]: (0.62) agresor Madre  </w:t>
       </w:r>
     </w:p>
     <w:p>
@@ -413,14 +285,8 @@
           <w:numId w:val="8"/>
         </w:numPr>
       </w:pPr>
-      <w:proofErr w:type="gramStart"/>
-      <w:r>
-        <w:lastRenderedPageBreak/>
-        <w:t>beta[</w:t>
-      </w:r>
-      <w:proofErr w:type="gramEnd"/>
-      <w:r>
-        <w:t xml:space="preserve">16]: (0.29) agresor Amigo </w:t>
+      <w:r>
+        <w:t xml:space="preserve">beta[16]: (0.29) agresor Amigo </w:t>
       </w:r>
     </w:p>
     <w:p>
@@ -430,13 +296,8 @@
           <w:numId w:val="8"/>
         </w:numPr>
       </w:pPr>
-      <w:proofErr w:type="gramStart"/>
-      <w:r>
-        <w:t>beta[</w:t>
-      </w:r>
-      <w:proofErr w:type="gramEnd"/>
-      <w:r>
-        <w:t xml:space="preserve">17]: (0.29) agresor Desconocido </w:t>
+      <w:r>
+        <w:t xml:space="preserve">beta[17]: (0.29) agresor Desconocido </w:t>
       </w:r>
     </w:p>
     <w:p/>
@@ -466,13 +327,8 @@
           <w:numId w:val="7"/>
         </w:numPr>
       </w:pPr>
-      <w:proofErr w:type="gramStart"/>
-      <w:r>
-        <w:t>beta[</w:t>
-      </w:r>
-      <w:proofErr w:type="gramEnd"/>
-      <w:r>
-        <w:t>19]: (1.92) fue hospitalizada: Las víctimas que fueron hospitalizadas tienen más probabilidad de recibir atención en salud mental.</w:t>
+      <w:r>
+        <w:t>beta[19]: (1.92) fue hospitalizada: Las víctimas que fueron hospitalizadas tienen más probabilidad de recibir atención en salud mental.</w:t>
       </w:r>
     </w:p>
     <w:p>
@@ -509,13 +365,8 @@
         </w:numPr>
         <w:spacing w:before="240"/>
       </w:pPr>
-      <w:proofErr w:type="gramStart"/>
-      <w:r>
-        <w:t>beta[</w:t>
-      </w:r>
-      <w:proofErr w:type="gramEnd"/>
-      <w:r>
-        <w:t xml:space="preserve">21]: (0.68) Comercio y áreas de servicios </w:t>
+      <w:r>
+        <w:t xml:space="preserve">beta[21]: (0.68) Comercio y áreas de servicios </w:t>
       </w:r>
     </w:p>
     <w:p>
@@ -525,13 +376,8 @@
           <w:numId w:val="3"/>
         </w:numPr>
       </w:pPr>
-      <w:proofErr w:type="gramStart"/>
-      <w:r>
-        <w:t>beta[</w:t>
-      </w:r>
-      <w:proofErr w:type="gramEnd"/>
-      <w:r>
-        <w:t xml:space="preserve">22]: (0.70) Espacios abiertos </w:t>
+      <w:r>
+        <w:t xml:space="preserve">beta[22]: (0.70) Espacios abiertos </w:t>
       </w:r>
     </w:p>
     <w:p>
@@ -541,13 +387,8 @@
           <w:numId w:val="3"/>
         </w:numPr>
       </w:pPr>
-      <w:proofErr w:type="gramStart"/>
-      <w:r>
-        <w:t>beta[</w:t>
-      </w:r>
-      <w:proofErr w:type="gramEnd"/>
-      <w:r>
-        <w:t xml:space="preserve">23]: (1.59) Establecimiento educativo </w:t>
+      <w:r>
+        <w:t xml:space="preserve">beta[23]: (1.59) Establecimiento educativo </w:t>
       </w:r>
     </w:p>
     <w:p>
@@ -557,13 +398,8 @@
           <w:numId w:val="3"/>
         </w:numPr>
       </w:pPr>
-      <w:proofErr w:type="gramStart"/>
-      <w:r>
-        <w:t>beta[</w:t>
-      </w:r>
-      <w:proofErr w:type="gramEnd"/>
-      <w:r>
-        <w:t xml:space="preserve">24]: (2.79) Institución de salud </w:t>
+      <w:r>
+        <w:t xml:space="preserve">beta[24]: (2.79) Institución de salud </w:t>
       </w:r>
     </w:p>
     <w:p>
@@ -573,13 +409,8 @@
           <w:numId w:val="3"/>
         </w:numPr>
       </w:pPr>
-      <w:proofErr w:type="gramStart"/>
-      <w:r>
-        <w:t>beta[</w:t>
-      </w:r>
-      <w:proofErr w:type="gramEnd"/>
-      <w:r>
-        <w:t xml:space="preserve">25]: (1.24) Lugar de trabajo </w:t>
+      <w:r>
+        <w:t xml:space="preserve">beta[25]: (1.24) Lugar de trabajo </w:t>
       </w:r>
     </w:p>
     <w:p>
@@ -589,13 +420,8 @@
           <w:numId w:val="3"/>
         </w:numPr>
       </w:pPr>
-      <w:proofErr w:type="gramStart"/>
-      <w:r>
-        <w:t>beta[</w:t>
-      </w:r>
-      <w:proofErr w:type="gramEnd"/>
-      <w:r>
-        <w:t>26]: (0.97) Lugares de esparcimiento con expendio de alcohol</w:t>
+      <w:r>
+        <w:t>beta[26]: (0.97) Lugares de esparcimiento con expendio de alcohol</w:t>
       </w:r>
     </w:p>
     <w:p>
@@ -605,13 +431,8 @@
           <w:numId w:val="3"/>
         </w:numPr>
       </w:pPr>
-      <w:proofErr w:type="gramStart"/>
-      <w:r>
-        <w:t>beta[</w:t>
-      </w:r>
-      <w:proofErr w:type="gramEnd"/>
-      <w:r>
-        <w:t>27]: (1.07) Vía Pública</w:t>
+      <w:r>
+        <w:t>beta[27]: (1.07) Vía Pública</w:t>
       </w:r>
     </w:p>
     <w:p>
@@ -621,13 +442,8 @@
           <w:numId w:val="3"/>
         </w:numPr>
       </w:pPr>
-      <w:proofErr w:type="gramStart"/>
-      <w:r>
-        <w:t>beta[</w:t>
-      </w:r>
-      <w:proofErr w:type="gramEnd"/>
-      <w:r>
-        <w:t>28]:(0.94) Vivienda</w:t>
+      <w:r>
+        <w:t>beta[28]:(0.94) Vivienda</w:t>
       </w:r>
     </w:p>
     <w:p/>
@@ -656,21 +472,12 @@
           <w:bCs/>
         </w:rPr>
       </w:pPr>
-      <w:proofErr w:type="spellStart"/>
       <w:r>
         <w:rPr>
           <w:b/>
           <w:bCs/>
         </w:rPr>
-        <w:t>alpha</w:t>
-      </w:r>
-      <w:proofErr w:type="spellEnd"/>
-      <w:r>
-        <w:rPr>
-          <w:b/>
-          <w:bCs/>
-        </w:rPr>
-        <w:t xml:space="preserve">     intercepto</w:t>
+        <w:t>alpha     intercepto</w:t>
       </w:r>
     </w:p>
     <w:p/>
@@ -694,13 +501,8 @@
           <w:numId w:val="4"/>
         </w:numPr>
       </w:pPr>
-      <w:proofErr w:type="gramStart"/>
-      <w:r>
-        <w:t>beta[</w:t>
-      </w:r>
-      <w:proofErr w:type="gramEnd"/>
-      <w:r>
-        <w:t>1]: (-0.01): A mayor edad, la probabilidad de recibir atención mental disminuye de forma pequeña pero aún es estadísticamente significativa.</w:t>
+      <w:r>
+        <w:t>beta[1]: (-0.01): A mayor edad, la probabilidad de recibir atención mental disminuye de forma pequeña pero aún es estadísticamente significativa.</w:t>
       </w:r>
     </w:p>
     <w:p/>
@@ -736,13 +538,8 @@
           <w:numId w:val="11"/>
         </w:numPr>
       </w:pPr>
-      <w:proofErr w:type="gramStart"/>
-      <w:r>
-        <w:t>beta[</w:t>
-      </w:r>
-      <w:proofErr w:type="gramEnd"/>
-      <w:r>
-        <w:t xml:space="preserve">8]: (-1.12) Femenino. Cuando la agresora es mujer, la probabilidad de recibir atención es </w:t>
+      <w:r>
+        <w:t xml:space="preserve">beta[8]: (-1.12) Femenino. Cuando la agresora es mujer, la probabilidad de recibir atención es </w:t>
       </w:r>
       <w:r>
         <w:rPr>
@@ -788,13 +585,8 @@
           <w:numId w:val="5"/>
         </w:numPr>
       </w:pPr>
-      <w:proofErr w:type="gramStart"/>
-      <w:r>
-        <w:t>beta[</w:t>
-      </w:r>
-      <w:proofErr w:type="gramEnd"/>
-      <w:r>
-        <w:t>13]: (-0.19) Padre. Cuando el agresor es el padre, la probabilidad es más baja comparado con "otro" tipo de agresor.</w:t>
+      <w:r>
+        <w:t>beta[13]: (-0.19) Padre. Cuando el agresor es el padre, la probabilidad es más baja comparado con "otro" tipo de agresor.</w:t>
       </w:r>
     </w:p>
     <w:p/>
@@ -814,78 +606,42 @@
         <w:pStyle w:val="Ttulo3"/>
       </w:pPr>
       <w:r>
-        <w:lastRenderedPageBreak/>
         <w:t>NO HAY ASOCIACIÓN</w:t>
       </w:r>
     </w:p>
     <w:p>
-      <w:proofErr w:type="gramStart"/>
-      <w:r>
-        <w:t>beta[</w:t>
-      </w:r>
-      <w:proofErr w:type="gramEnd"/>
-      <w:r>
-        <w:t xml:space="preserve">9] sexo agresor Masculino. Referencia Intersexual </w:t>
-      </w:r>
-    </w:p>
-    <w:p>
-      <w:proofErr w:type="gramStart"/>
-      <w:r>
-        <w:t>beta[</w:t>
-      </w:r>
-      <w:proofErr w:type="gramEnd"/>
-      <w:r>
-        <w:t xml:space="preserve">10] agresor pareja  </w:t>
-      </w:r>
-    </w:p>
-    <w:p>
-      <w:proofErr w:type="gramStart"/>
-      <w:r>
-        <w:t>beta[</w:t>
-      </w:r>
-      <w:proofErr w:type="gramEnd"/>
-      <w:r>
-        <w:t xml:space="preserve">11] agresor familiar </w:t>
-      </w:r>
-    </w:p>
-    <w:p>
-      <w:proofErr w:type="gramStart"/>
-      <w:r>
-        <w:t>beta[</w:t>
-      </w:r>
-      <w:proofErr w:type="gramEnd"/>
-      <w:r>
-        <w:t xml:space="preserve">12] agresor ex pareja  </w:t>
-      </w:r>
-    </w:p>
-    <w:p>
-      <w:proofErr w:type="gramStart"/>
-      <w:r>
-        <w:t>beta[</w:t>
-      </w:r>
-      <w:proofErr w:type="gramEnd"/>
-      <w:r>
-        <w:t xml:space="preserve">15] agresor conocido  </w:t>
-      </w:r>
-    </w:p>
-    <w:p>
-      <w:proofErr w:type="gramStart"/>
-      <w:r>
-        <w:t>beta[</w:t>
-      </w:r>
-      <w:proofErr w:type="gramEnd"/>
-      <w:r>
-        <w:t xml:space="preserve">18] convive con el agresor. Referencia NO   </w:t>
-      </w:r>
-    </w:p>
-    <w:p>
-      <w:proofErr w:type="gramStart"/>
-      <w:r>
-        <w:t>beta[</w:t>
-      </w:r>
-      <w:proofErr w:type="gramEnd"/>
-      <w:r>
-        <w:t>20] escenario Área deportiva y recreativa. Referencia Otro</w:t>
+      <w:r>
+        <w:t xml:space="preserve">beta[9] sexo agresor Masculino. Referencia Intersexual </w:t>
+      </w:r>
+    </w:p>
+    <w:p>
+      <w:r>
+        <w:t xml:space="preserve">beta[10] agresor pareja  </w:t>
+      </w:r>
+    </w:p>
+    <w:p>
+      <w:r>
+        <w:t xml:space="preserve">beta[11] agresor familiar </w:t>
+      </w:r>
+    </w:p>
+    <w:p>
+      <w:r>
+        <w:t xml:space="preserve">beta[12] agresor ex pareja  </w:t>
+      </w:r>
+    </w:p>
+    <w:p>
+      <w:r>
+        <w:t xml:space="preserve">beta[15] agresor conocido  </w:t>
+      </w:r>
+    </w:p>
+    <w:p>
+      <w:r>
+        <w:t xml:space="preserve">beta[18] convive con el agresor. Referencia NO   </w:t>
+      </w:r>
+    </w:p>
+    <w:p>
+      <w:r>
+        <w:t>beta[20] escenario Área deportiva y recreativa. Referencia Otro</w:t>
       </w:r>
     </w:p>
     <w:p/>
@@ -945,15 +701,7 @@
         <w:spacing w:before="240" w:after="240"/>
       </w:pPr>
       <w:r>
-        <w:t xml:space="preserve">Podríamos considerar calcular los </w:t>
-      </w:r>
-      <w:proofErr w:type="spellStart"/>
-      <w:r>
-        <w:t>odds</w:t>
-      </w:r>
-      <w:proofErr w:type="spellEnd"/>
-      <w:r>
-        <w:t xml:space="preserve"> para tener una interpretación más intuitiva.</w:t>
+        <w:t>Podríamos considerar calcular los odds para tener una interpretación más intuitiva.</w:t>
       </w:r>
     </w:p>
     <w:p/>
@@ -964,10 +712,7 @@
         <w:jc w:val="center"/>
       </w:pPr>
       <w:r>
-        <w:t xml:space="preserve">MODELO </w:t>
-      </w:r>
-      <w:r>
-        <w:t>2</w:t>
+        <w:t>MODELO 2</w:t>
       </w:r>
     </w:p>
     <w:p>
@@ -1036,1453 +781,1620 @@
         <w:rPr>
           <w:bCs/>
         </w:rPr>
-        <w:t xml:space="preserve"> Recibió o no atención en salud mental (</w:t>
-      </w:r>
-      <w:proofErr w:type="spellStart"/>
-      <w:r>
+        <w:t xml:space="preserve"> Recibió o no atención en salud mental (ac_mental)</w:t>
+      </w:r>
+    </w:p>
+    <w:p>
+      <w:pPr>
+        <w:jc w:val="both"/>
         <w:rPr>
           <w:bCs/>
-        </w:rPr>
-        <w:t>ac_mental</w:t>
-      </w:r>
-      <w:proofErr w:type="spellEnd"/>
+          <w:color w:val="FF0000"/>
+        </w:rPr>
+      </w:pPr>
+      <w:r>
+        <w:rPr>
+          <w:b/>
+        </w:rPr>
+        <w:t>Predictoras:</w:t>
+      </w:r>
       <w:r>
         <w:rPr>
           <w:bCs/>
         </w:rPr>
-        <w:t>)</w:t>
-      </w:r>
-    </w:p>
-    <w:p>
-      <w:pPr>
-        <w:jc w:val="both"/>
+        <w:t xml:space="preserve"> </w:t>
+      </w:r>
+      <w:r>
         <w:rPr>
           <w:bCs/>
-          <w:color w:val="FF0000"/>
-        </w:rPr>
-      </w:pPr>
-      <w:r>
-        <w:rPr>
-          <w:b/>
-        </w:rPr>
-        <w:t>Predictoras:</w:t>
+        </w:rPr>
+        <w:t xml:space="preserve">edad víctima (edad), si/no cabeza de familia(mujer_cabf), tipo de violencia(def_naturaleza), área de ocurrencia(area_), sexo agresor(sexo_agre), parentezco agresor(parentezco_agresor), si/no convive con el agresor(conv_agre), si/no hospitalizado(pac_hos_), escenario donde ocurrió el hecho(escenario), </w:t>
       </w:r>
       <w:r>
         <w:rPr>
           <w:bCs/>
-        </w:rPr>
+          <w:color w:val="FF0000"/>
+        </w:rPr>
+        <w:t>actividad, año de notificación (año_not) y tipo de seguridad social (tip_ss_)</w:t>
+      </w:r>
+    </w:p>
+    <w:p>
+      <w:pPr>
+        <w:pStyle w:val="Ttulo2"/>
+      </w:pPr>
+      <w:r>
+        <w:t>Convergencia</w:t>
+      </w:r>
+    </w:p>
+    <w:p>
+      <w:r>
+        <w:t>De acuerdo con</w:t>
+      </w:r>
+      <w:r>
+        <w:t xml:space="preserve"> Rhat y ACF las cadenas convergieron bien. </w:t>
+      </w:r>
+      <w:r>
+        <w:t>El tamaño efectivo de la muestra está</w:t>
+      </w:r>
+      <w:r>
+        <w:t xml:space="preserve"> bien, el mínimo es de </w:t>
+      </w:r>
+      <w:r>
+        <w:t>4600 aprox y corresponde a las niveles de 2017-2022 del año de notificación.</w:t>
+      </w:r>
+    </w:p>
+    <w:p>
+      <w:pPr>
+        <w:pStyle w:val="Ttulo2"/>
+      </w:pPr>
+      <w:r>
+        <w:t>Efecto de las predictoras y tipo</w:t>
+      </w:r>
+    </w:p>
+    <w:p>
+      <w:pPr>
+        <w:pStyle w:val="Ttulo3"/>
+      </w:pPr>
+      <w:r>
+        <w:t>ASOCIACIÓN POSITIVA</w:t>
+      </w:r>
+    </w:p>
+    <w:p>
+      <w:pPr>
+        <w:rPr>
+          <w:b/>
+        </w:rPr>
+      </w:pPr>
+      <w:r>
+        <w:rPr>
+          <w:b/>
+        </w:rPr>
+        <w:t>Mujer cabeza de familia. Referencia NO</w:t>
+      </w:r>
+    </w:p>
+    <w:p>
+      <w:pPr>
+        <w:numPr>
+          <w:ilvl w:val="0"/>
+          <w:numId w:val="2"/>
+        </w:numPr>
+      </w:pPr>
+      <w:r>
+        <w:t>beta[2]: (0.</w:t>
+      </w:r>
+      <w:r>
+        <w:t>39</w:t>
+      </w:r>
+      <w:r>
+        <w:t xml:space="preserve">) Ser mujer cabeza de familia aumenta la probabilidad de atención comparado con las que no lo son. </w:t>
+      </w:r>
+    </w:p>
+    <w:p/>
+    <w:p>
+      <w:pPr>
+        <w:rPr>
+          <w:b/>
+        </w:rPr>
+      </w:pPr>
+      <w:r>
+        <w:rPr>
+          <w:b/>
+        </w:rPr>
+        <w:t>Tipo de violencia. Referencia Negligencia y abandono</w:t>
+      </w:r>
+    </w:p>
+    <w:p>
+      <w:pPr>
+        <w:numPr>
+          <w:ilvl w:val="0"/>
+          <w:numId w:val="10"/>
+        </w:numPr>
+      </w:pPr>
+      <w:r>
+        <w:t>beta[3]: (1.</w:t>
+      </w:r>
+      <w:r>
+        <w:t>08</w:t>
+      </w:r>
+      <w:r>
+        <w:t xml:space="preserve">) violencia física.  </w:t>
+      </w:r>
+    </w:p>
+    <w:p>
+      <w:pPr>
+        <w:numPr>
+          <w:ilvl w:val="0"/>
+          <w:numId w:val="10"/>
+        </w:numPr>
+      </w:pPr>
+      <w:r>
+        <w:t>beta[4]: (</w:t>
+      </w:r>
+      <w:r>
+        <w:t>0.97</w:t>
+      </w:r>
+      <w:r>
+        <w:t xml:space="preserve">) violencia psicológica   </w:t>
+      </w:r>
+    </w:p>
+    <w:p>
+      <w:pPr>
+        <w:numPr>
+          <w:ilvl w:val="0"/>
+          <w:numId w:val="10"/>
+        </w:numPr>
+      </w:pPr>
+      <w:r>
+        <w:t>beta[5]: (</w:t>
+      </w:r>
+      <w:r>
+        <w:t>2.96</w:t>
+      </w:r>
+      <w:r>
+        <w:t>) violencia sexual</w:t>
+      </w:r>
+    </w:p>
+    <w:p/>
+    <w:p>
+      <w:r>
+        <w:t>Tod</w:t>
+      </w:r>
+      <w:r>
+        <w:t>o</w:t>
+      </w:r>
+      <w:r>
+        <w:t xml:space="preserve">s </w:t>
+      </w:r>
+      <w:r>
+        <w:t>los tipos de violencia</w:t>
+      </w:r>
+      <w:r>
+        <w:t xml:space="preserve"> tienen una influencia positiva en la variable respuesta con respecto al nivel de referencia. Sin embargo, la violencia sexual es la que más aumenta la probabilidad de recibir atención en salud mental, seguida por violencia física frente a “negligencia y abandono”.</w:t>
+      </w:r>
+    </w:p>
+    <w:p/>
+    <w:p>
+      <w:pPr>
+        <w:rPr>
+          <w:b/>
+        </w:rPr>
+      </w:pPr>
+      <w:r>
+        <w:rPr>
+          <w:b/>
+        </w:rPr>
+        <w:t xml:space="preserve"> Área de ocurrencia. Referencia cabecera municipal  </w:t>
+      </w:r>
+    </w:p>
+    <w:p>
+      <w:pPr>
+        <w:numPr>
+          <w:ilvl w:val="0"/>
+          <w:numId w:val="1"/>
+        </w:numPr>
+      </w:pPr>
+      <w:r>
+        <w:t xml:space="preserve">beta[6]: </w:t>
+      </w:r>
+      <w:r>
+        <w:rPr>
+          <w:color w:val="FF0000"/>
+        </w:rPr>
+        <w:t>(0.5</w:t>
+      </w:r>
+      <w:r>
+        <w:rPr>
+          <w:color w:val="FF0000"/>
+        </w:rPr>
+        <w:t>4</w:t>
+      </w:r>
+      <w:r>
+        <w:rPr>
+          <w:color w:val="FF0000"/>
+        </w:rPr>
+        <w:t xml:space="preserve">) </w:t>
+      </w:r>
+      <w:r>
+        <w:t xml:space="preserve">centro poblado.   </w:t>
+      </w:r>
+    </w:p>
+    <w:p>
+      <w:pPr>
+        <w:numPr>
+          <w:ilvl w:val="0"/>
+          <w:numId w:val="1"/>
+        </w:numPr>
+      </w:pPr>
+      <w:r>
+        <w:t xml:space="preserve">beta[7]: </w:t>
+      </w:r>
+      <w:r>
+        <w:rPr>
+          <w:color w:val="FF0000"/>
+        </w:rPr>
+        <w:t>(0.</w:t>
+      </w:r>
+      <w:r>
+        <w:rPr>
+          <w:color w:val="FF0000"/>
+        </w:rPr>
+        <w:t>5</w:t>
+      </w:r>
+      <w:r>
+        <w:rPr>
+          <w:color w:val="FF0000"/>
+        </w:rPr>
+        <w:t xml:space="preserve">1) </w:t>
+      </w:r>
+      <w:r>
+        <w:t xml:space="preserve">área rural   </w:t>
+      </w:r>
+    </w:p>
+    <w:p/>
+    <w:p>
+      <w:r>
+        <w:t>Vivir en zonas rurales o centros poblados incrementa la probabilidad de recibir atención en salud mental comparado con cabeceras municipales.</w:t>
+      </w:r>
+    </w:p>
+    <w:p>
+      <w:pPr>
+        <w:rPr>
+          <w:b/>
+        </w:rPr>
+      </w:pPr>
+    </w:p>
+    <w:p>
+      <w:pPr>
+        <w:rPr>
+          <w:b/>
+        </w:rPr>
+      </w:pPr>
+      <w:r>
+        <w:rPr>
+          <w:b/>
+        </w:rPr>
+        <w:t>Agresor. Referencia Otro</w:t>
+      </w:r>
+    </w:p>
+    <w:p>
+      <w:pPr>
+        <w:pStyle w:val="Prrafodelista"/>
+        <w:numPr>
+          <w:ilvl w:val="0"/>
+          <w:numId w:val="8"/>
+        </w:numPr>
+        <w:rPr>
+          <w:color w:val="FF0000"/>
+        </w:rPr>
+      </w:pPr>
+      <w:r>
+        <w:rPr>
+          <w:color w:val="FF0000"/>
+        </w:rPr>
+        <w:t xml:space="preserve">beta[10] (0.17) agresor pareja  </w:t>
+      </w:r>
+    </w:p>
+    <w:p>
+      <w:pPr>
+        <w:pStyle w:val="Prrafodelista"/>
+        <w:numPr>
+          <w:ilvl w:val="0"/>
+          <w:numId w:val="8"/>
+        </w:numPr>
+        <w:rPr>
+          <w:color w:val="FF0000"/>
+        </w:rPr>
+      </w:pPr>
+      <w:r>
+        <w:rPr>
+          <w:color w:val="FF0000"/>
+        </w:rPr>
+        <w:t>beta[11] (</w:t>
+      </w:r>
+      <w:r>
+        <w:rPr>
+          <w:color w:val="FF0000"/>
+        </w:rPr>
+        <w:t>0.14</w:t>
+      </w:r>
+      <w:r>
+        <w:rPr>
+          <w:color w:val="FF0000"/>
+        </w:rPr>
+        <w:t xml:space="preserve">) agresor familiar </w:t>
+      </w:r>
+    </w:p>
+    <w:p>
+      <w:pPr>
+        <w:pStyle w:val="Prrafodelista"/>
+        <w:numPr>
+          <w:ilvl w:val="0"/>
+          <w:numId w:val="8"/>
+        </w:numPr>
+        <w:rPr>
+          <w:color w:val="FF0000"/>
+        </w:rPr>
+      </w:pPr>
+      <w:r>
+        <w:rPr>
+          <w:color w:val="FF0000"/>
+        </w:rPr>
+        <w:t xml:space="preserve">beta[12] </w:t>
+      </w:r>
+      <w:r>
+        <w:rPr>
+          <w:color w:val="FF0000"/>
+        </w:rPr>
+        <w:t xml:space="preserve">(0.19) </w:t>
+      </w:r>
+      <w:r>
+        <w:rPr>
+          <w:color w:val="FF0000"/>
+        </w:rPr>
+        <w:t>agresor ex pareja</w:t>
+      </w:r>
+    </w:p>
+    <w:p>
+      <w:pPr>
+        <w:numPr>
+          <w:ilvl w:val="0"/>
+          <w:numId w:val="8"/>
+        </w:numPr>
+        <w:rPr>
+          <w:color w:val="FF0000"/>
+        </w:rPr>
+      </w:pPr>
+      <w:r>
+        <w:rPr>
+          <w:color w:val="FF0000"/>
+        </w:rPr>
+        <w:t>beta[13]: (</w:t>
+      </w:r>
+      <w:r>
+        <w:rPr>
+          <w:color w:val="FF0000"/>
+        </w:rPr>
+        <w:t>0.35</w:t>
+      </w:r>
+      <w:r>
+        <w:rPr>
+          <w:color w:val="FF0000"/>
+        </w:rPr>
+        <w:t>) Padre</w:t>
+      </w:r>
+    </w:p>
+    <w:p>
+      <w:pPr>
+        <w:numPr>
+          <w:ilvl w:val="0"/>
+          <w:numId w:val="8"/>
+        </w:numPr>
+      </w:pPr>
+      <w:r>
+        <w:t xml:space="preserve">beta[14]: (0.39) agresor Madre  </w:t>
+      </w:r>
+      <w:r>
+        <w:rPr>
+          <w:color w:val="FF0000"/>
+        </w:rPr>
+        <w:t xml:space="preserve">  </w:t>
+      </w:r>
+    </w:p>
+    <w:p>
+      <w:pPr>
+        <w:pStyle w:val="Prrafodelista"/>
+        <w:numPr>
+          <w:ilvl w:val="0"/>
+          <w:numId w:val="8"/>
+        </w:numPr>
+        <w:rPr>
+          <w:color w:val="FF0000"/>
+        </w:rPr>
+      </w:pPr>
+      <w:r>
+        <w:rPr>
+          <w:color w:val="FF0000"/>
+        </w:rPr>
+        <w:t xml:space="preserve">beta[15] </w:t>
+      </w:r>
+      <w:r>
+        <w:rPr>
+          <w:color w:val="FF0000"/>
+        </w:rPr>
+        <w:t xml:space="preserve">(0.23) </w:t>
+      </w:r>
+      <w:r>
+        <w:rPr>
+          <w:color w:val="FF0000"/>
+        </w:rPr>
+        <w:t xml:space="preserve">agresor conocido  </w:t>
+      </w:r>
+    </w:p>
+    <w:p>
+      <w:pPr>
+        <w:numPr>
+          <w:ilvl w:val="0"/>
+          <w:numId w:val="8"/>
+        </w:numPr>
+      </w:pPr>
+      <w:r>
+        <w:t>beta[16]: (0.</w:t>
+      </w:r>
+      <w:r>
+        <w:t>31</w:t>
+      </w:r>
+      <w:r>
+        <w:t xml:space="preserve">) agresor Amigo </w:t>
+      </w:r>
+    </w:p>
+    <w:p>
+      <w:pPr>
+        <w:numPr>
+          <w:ilvl w:val="0"/>
+          <w:numId w:val="8"/>
+        </w:numPr>
+      </w:pPr>
+      <w:r>
+        <w:t>beta[17]: (0.</w:t>
+      </w:r>
+      <w:r>
+        <w:t>42</w:t>
+      </w:r>
+      <w:r>
+        <w:t xml:space="preserve">) agresor Desconocido </w:t>
+      </w:r>
+    </w:p>
+    <w:p>
+      <w:pPr>
+        <w:rPr>
+          <w:color w:val="FF0000"/>
+        </w:rPr>
+      </w:pPr>
+      <w:r>
+        <w:rPr>
+          <w:color w:val="FF0000"/>
+        </w:rPr>
+        <w:t xml:space="preserve">Los tipos de agresores </w:t>
+      </w:r>
+      <w:r>
+        <w:rPr>
+          <w:color w:val="FF0000"/>
+        </w:rPr>
+        <w:t xml:space="preserve">se asocia con una mayor probabilidad de que la víctima reciba atención en salud mental, en comparación con otros tipos de agresores. </w:t>
+      </w:r>
+      <w:r>
+        <w:rPr>
+          <w:color w:val="FF0000"/>
+        </w:rPr>
+        <w:t>Sin embargo, si el agresor es desconocido es el caso que más aumenta la probabilidad.</w:t>
+      </w:r>
+    </w:p>
+    <w:p/>
+    <w:p>
+      <w:pPr>
+        <w:rPr>
+          <w:b/>
+        </w:rPr>
+      </w:pPr>
+      <w:r>
+        <w:rPr>
+          <w:b/>
+        </w:rPr>
+        <w:t>Convivencia con el agresor. Referencia No</w:t>
+      </w:r>
+    </w:p>
+    <w:p>
+      <w:pPr>
+        <w:pStyle w:val="Prrafodelista"/>
+        <w:numPr>
+          <w:ilvl w:val="0"/>
+          <w:numId w:val="8"/>
+        </w:numPr>
+        <w:rPr>
+          <w:color w:val="FF0000"/>
+        </w:rPr>
+      </w:pPr>
+      <w:r>
+        <w:rPr>
+          <w:color w:val="FF0000"/>
+        </w:rPr>
+        <w:t>beta[18] (0.08) convive con el agresor</w:t>
+      </w:r>
+      <w:r>
+        <w:rPr>
+          <w:color w:val="FF0000"/>
+        </w:rPr>
+        <w:t xml:space="preserve">. </w:t>
+      </w:r>
+      <w:r>
+        <w:t>Convivir con el agresor aumenta la probabilidad de atención comparado con no convivir con él.</w:t>
+      </w:r>
+    </w:p>
+    <w:p>
+      <w:pPr>
+        <w:rPr>
+          <w:b/>
+        </w:rPr>
+      </w:pPr>
+    </w:p>
+    <w:p>
+      <w:pPr>
+        <w:rPr>
+          <w:b/>
+        </w:rPr>
+      </w:pPr>
+      <w:r>
+        <w:rPr>
+          <w:b/>
+        </w:rPr>
+        <w:t>H</w:t>
+      </w:r>
+      <w:r>
+        <w:rPr>
+          <w:b/>
+        </w:rPr>
+        <w:t xml:space="preserve">ospitalización. Referencia NO  </w:t>
+      </w:r>
+    </w:p>
+    <w:p>
+      <w:pPr>
+        <w:numPr>
+          <w:ilvl w:val="0"/>
+          <w:numId w:val="7"/>
+        </w:numPr>
+      </w:pPr>
+      <w:r>
+        <w:t>beta[19]: (1.</w:t>
+      </w:r>
+      <w:r>
+        <w:t>39</w:t>
+      </w:r>
+      <w:r>
+        <w:t>) fue hospitalizada: Las víctimas que fueron hospitalizadas tienen más probabilidad de recibir atención en salud mental.</w:t>
+      </w:r>
+    </w:p>
+    <w:p>
+      <w:pPr>
+        <w:spacing w:before="240" w:after="240"/>
+        <w:rPr>
+          <w:b/>
+        </w:rPr>
+      </w:pPr>
+      <w:r>
+        <w:rPr>
+          <w:b/>
+        </w:rPr>
+        <w:t>Escenario donde ocurrió el hecho. Referencia Otro</w:t>
+      </w:r>
+    </w:p>
+    <w:p>
+      <w:pPr>
+        <w:numPr>
+          <w:ilvl w:val="0"/>
+          <w:numId w:val="3"/>
+        </w:numPr>
+      </w:pPr>
+      <w:r>
+        <w:t>beta[23]: (</w:t>
+      </w:r>
+      <w:r>
+        <w:t>0.47</w:t>
+      </w:r>
+      <w:r>
+        <w:t xml:space="preserve">) Establecimiento educativo </w:t>
+      </w:r>
+    </w:p>
+    <w:p>
+      <w:pPr>
+        <w:numPr>
+          <w:ilvl w:val="0"/>
+          <w:numId w:val="3"/>
+        </w:numPr>
+      </w:pPr>
+      <w:r>
+        <w:t>beta[24]: (</w:t>
+      </w:r>
+      <w:r>
+        <w:t>1.52</w:t>
+      </w:r>
+      <w:r>
+        <w:t xml:space="preserve">) Institución de salud </w:t>
+      </w:r>
+    </w:p>
+    <w:p>
+      <w:pPr>
+        <w:numPr>
+          <w:ilvl w:val="0"/>
+          <w:numId w:val="3"/>
+        </w:numPr>
+      </w:pPr>
+      <w:r>
+        <w:t>beta[25]: (</w:t>
+      </w:r>
+      <w:r>
+        <w:t>0.46</w:t>
+      </w:r>
+      <w:r>
+        <w:t xml:space="preserve">) Lugar de trabajo </w:t>
+      </w:r>
+    </w:p>
+    <w:p>
+      <w:pPr>
+        <w:numPr>
+          <w:ilvl w:val="0"/>
+          <w:numId w:val="3"/>
+        </w:numPr>
+      </w:pPr>
+      <w:r>
+        <w:t>beta[28]:</w:t>
+      </w:r>
+      <w:r>
         <w:t xml:space="preserve"> </w:t>
       </w:r>
       <w:r>
-        <w:rPr>
+        <w:t>(0.</w:t>
+      </w:r>
+      <w:r>
+        <w:t>13</w:t>
+      </w:r>
+      <w:r>
+        <w:t>) Vivienda</w:t>
+      </w:r>
+    </w:p>
+    <w:p/>
+    <w:p>
+      <w:pPr>
+        <w:rPr>
+          <w:color w:val="FF0000"/>
+        </w:rPr>
+      </w:pPr>
+      <w:r>
+        <w:rPr>
+          <w:color w:val="FF0000"/>
+        </w:rPr>
+        <w:t>Los eventos ocurridos en instituciones de salud, establecimientos educativos, lugares de trabajo, y en</w:t>
+      </w:r>
+      <w:r>
+        <w:rPr>
+          <w:color w:val="FF0000"/>
+        </w:rPr>
+        <w:t xml:space="preserve"> la vivienda de la víctima </w:t>
+      </w:r>
+      <w:r>
+        <w:rPr>
+          <w:color w:val="FF0000"/>
+        </w:rPr>
+        <w:t xml:space="preserve">muestran una mayor probabilidad de que la víctima acceda a atención. </w:t>
+      </w:r>
+    </w:p>
+    <w:p/>
+    <w:p>
+      <w:pPr>
+        <w:rPr>
+          <w:b/>
           <w:bCs/>
-        </w:rPr>
-        <w:t>edad víctima (edad), si/no cabeza de familia(</w:t>
-      </w:r>
-      <w:proofErr w:type="spellStart"/>
-      <w:r>
-        <w:rPr>
+          <w:color w:val="FF0000"/>
+        </w:rPr>
+      </w:pPr>
+      <w:r>
+        <w:rPr>
+          <w:b/>
           <w:bCs/>
-        </w:rPr>
-        <w:t>mujer_cabf</w:t>
-      </w:r>
-      <w:proofErr w:type="spellEnd"/>
-      <w:r>
-        <w:rPr>
+          <w:color w:val="FF0000"/>
+        </w:rPr>
+        <w:t>Seguridad social. Referencia indeterminado</w:t>
+      </w:r>
+    </w:p>
+    <w:p>
+      <w:pPr>
+        <w:pStyle w:val="Prrafodelista"/>
+        <w:numPr>
+          <w:ilvl w:val="0"/>
+          <w:numId w:val="3"/>
+        </w:numPr>
+        <w:rPr>
+          <w:color w:val="FF0000"/>
+        </w:rPr>
+      </w:pPr>
+      <w:r>
+        <w:rPr>
+          <w:color w:val="FF0000"/>
+        </w:rPr>
+        <w:t xml:space="preserve">beta[52]  </w:t>
+      </w:r>
+      <w:r>
+        <w:rPr>
+          <w:color w:val="FF0000"/>
+        </w:rPr>
+        <w:t xml:space="preserve">(3.75) </w:t>
+      </w:r>
+      <w:r>
+        <w:rPr>
+          <w:color w:val="FF0000"/>
+        </w:rPr>
+        <w:t>seguridad contributivo. Referencia indeterminado</w:t>
+      </w:r>
+    </w:p>
+    <w:p>
+      <w:pPr>
+        <w:pStyle w:val="Prrafodelista"/>
+        <w:numPr>
+          <w:ilvl w:val="0"/>
+          <w:numId w:val="3"/>
+        </w:numPr>
+        <w:rPr>
+          <w:color w:val="FF0000"/>
+        </w:rPr>
+      </w:pPr>
+      <w:r>
+        <w:rPr>
+          <w:color w:val="FF0000"/>
+        </w:rPr>
+        <w:t xml:space="preserve">beta[53]  </w:t>
+      </w:r>
+      <w:r>
+        <w:rPr>
+          <w:color w:val="FF0000"/>
+        </w:rPr>
+        <w:t xml:space="preserve">(4.72) </w:t>
+      </w:r>
+      <w:r>
+        <w:rPr>
+          <w:color w:val="FF0000"/>
+        </w:rPr>
+        <w:t>seguridad especial</w:t>
+      </w:r>
+    </w:p>
+    <w:p>
+      <w:pPr>
+        <w:pStyle w:val="Prrafodelista"/>
+        <w:numPr>
+          <w:ilvl w:val="0"/>
+          <w:numId w:val="3"/>
+        </w:numPr>
+        <w:rPr>
+          <w:color w:val="FF0000"/>
+        </w:rPr>
+      </w:pPr>
+      <w:r>
+        <w:rPr>
+          <w:color w:val="FF0000"/>
+        </w:rPr>
+        <w:t xml:space="preserve">beta[54]  </w:t>
+      </w:r>
+      <w:r>
+        <w:rPr>
+          <w:color w:val="FF0000"/>
+        </w:rPr>
+        <w:t xml:space="preserve">(3.78) </w:t>
+      </w:r>
+      <w:r>
+        <w:rPr>
+          <w:color w:val="FF0000"/>
+        </w:rPr>
+        <w:t>seguridad no asegurado</w:t>
+      </w:r>
+    </w:p>
+    <w:p>
+      <w:pPr>
+        <w:pStyle w:val="Prrafodelista"/>
+        <w:numPr>
+          <w:ilvl w:val="0"/>
+          <w:numId w:val="3"/>
+        </w:numPr>
+        <w:rPr>
+          <w:color w:val="FF0000"/>
+        </w:rPr>
+      </w:pPr>
+      <w:r>
+        <w:rPr>
+          <w:color w:val="FF0000"/>
+        </w:rPr>
+        <w:t xml:space="preserve">beta[55]  </w:t>
+      </w:r>
+      <w:r>
+        <w:rPr>
+          <w:color w:val="FF0000"/>
+        </w:rPr>
+        <w:t xml:space="preserve">(4.11) </w:t>
+      </w:r>
+      <w:r>
+        <w:rPr>
+          <w:color w:val="FF0000"/>
+        </w:rPr>
+        <w:t>seguridad excepcional</w:t>
+      </w:r>
+    </w:p>
+    <w:p>
+      <w:pPr>
+        <w:pStyle w:val="Prrafodelista"/>
+        <w:numPr>
+          <w:ilvl w:val="0"/>
+          <w:numId w:val="3"/>
+        </w:numPr>
+        <w:rPr>
+          <w:color w:val="FF0000"/>
+        </w:rPr>
+      </w:pPr>
+      <w:r>
+        <w:rPr>
+          <w:color w:val="FF0000"/>
+        </w:rPr>
+        <w:t xml:space="preserve">beta[56]  </w:t>
+      </w:r>
+      <w:r>
+        <w:rPr>
+          <w:color w:val="FF0000"/>
+        </w:rPr>
+        <w:t xml:space="preserve">(3.64) </w:t>
+      </w:r>
+      <w:r>
+        <w:rPr>
+          <w:color w:val="FF0000"/>
+        </w:rPr>
+        <w:t>seguridad subsidiado</w:t>
+      </w:r>
+    </w:p>
+    <w:p>
+      <w:pPr>
+        <w:rPr>
+          <w:color w:val="FF0000"/>
+        </w:rPr>
+      </w:pPr>
+    </w:p>
+    <w:p>
+      <w:pPr>
+        <w:rPr>
+          <w:color w:val="FF0000"/>
+        </w:rPr>
+      </w:pPr>
+      <w:r>
+        <w:rPr>
+          <w:color w:val="FF0000"/>
+        </w:rPr>
+        <w:t>Contar o no con seguridad social aumenta la probabilidad de atención a comparación de si no se conoce o está pendiente su afiliación, siendo seguridad especial el tipo que más probabilidad aumenta.</w:t>
+      </w:r>
+    </w:p>
+    <w:p>
+      <w:pPr>
+        <w:pStyle w:val="Ttulo3"/>
+      </w:pPr>
+      <w:r>
+        <w:t>ASOCIACIÓN NEGATIVA</w:t>
+      </w:r>
+    </w:p>
+    <w:p>
+      <w:pPr>
+        <w:rPr>
+          <w:b/>
           <w:bCs/>
         </w:rPr>
-        <w:t>), tipo de violencia(</w:t>
-      </w:r>
-      <w:proofErr w:type="spellStart"/>
-      <w:r>
-        <w:rPr>
+      </w:pPr>
+      <w:r>
+        <w:rPr>
+          <w:b/>
           <w:bCs/>
         </w:rPr>
-        <w:t>def_naturaleza</w:t>
-      </w:r>
-      <w:proofErr w:type="spellEnd"/>
-      <w:r>
-        <w:rPr>
+        <w:t>alpha     intercepto</w:t>
+      </w:r>
+    </w:p>
+    <w:p/>
+    <w:p>
+      <w:pPr>
+        <w:rPr>
+          <w:b/>
+        </w:rPr>
+      </w:pPr>
+      <w:r>
+        <w:rPr>
+          <w:b/>
+        </w:rPr>
+        <w:t>Sexo del agresor. Referencia Intersexual</w:t>
+      </w:r>
+    </w:p>
+    <w:p>
+      <w:pPr>
+        <w:numPr>
+          <w:ilvl w:val="0"/>
+          <w:numId w:val="11"/>
+        </w:numPr>
+      </w:pPr>
+      <w:r>
+        <w:t xml:space="preserve">beta[8]: (-1.12) Femenino. Cuando la agresora es mujer, la probabilidad de recibir atención es </w:t>
+      </w:r>
+      <w:r>
+        <w:rPr>
+          <w:b/>
+        </w:rPr>
+        <w:t>menor</w:t>
+      </w:r>
+      <w:r>
+        <w:t xml:space="preserve"> comparado con si el agresor es intersexual.</w:t>
+      </w:r>
+    </w:p>
+    <w:p>
+      <w:pPr>
+        <w:ind w:left="720"/>
+      </w:pPr>
+    </w:p>
+    <w:p>
+      <w:pPr>
+        <w:rPr>
+          <w:b/>
           <w:bCs/>
-        </w:rPr>
-        <w:t>), área de ocurrencia(</w:t>
-      </w:r>
-      <w:proofErr w:type="spellStart"/>
-      <w:r>
-        <w:rPr>
+          <w:color w:val="FF0000"/>
+        </w:rPr>
+      </w:pPr>
+      <w:r>
+        <w:rPr>
+          <w:b/>
           <w:bCs/>
-        </w:rPr>
-        <w:t>area</w:t>
-      </w:r>
-      <w:proofErr w:type="spellEnd"/>
-      <w:r>
-        <w:rPr>
+          <w:color w:val="FF0000"/>
+        </w:rPr>
+        <w:t>Actividad. Referencia otro</w:t>
+      </w:r>
+    </w:p>
+    <w:p>
+      <w:pPr>
+        <w:pStyle w:val="Prrafodelista"/>
+        <w:numPr>
+          <w:ilvl w:val="0"/>
+          <w:numId w:val="11"/>
+        </w:numPr>
+        <w:rPr>
+          <w:b/>
           <w:bCs/>
-        </w:rPr>
-        <w:t>_), sexo agresor(</w:t>
-      </w:r>
-      <w:proofErr w:type="spellStart"/>
-      <w:r>
-        <w:rPr>
+          <w:color w:val="FF0000"/>
+        </w:rPr>
+      </w:pPr>
+      <w:r>
+        <w:rPr>
+          <w:color w:val="FF0000"/>
+        </w:rPr>
+        <w:t>beta[31] (-0.13) estudiante</w:t>
+      </w:r>
+    </w:p>
+    <w:p>
+      <w:pPr>
+        <w:pStyle w:val="Prrafodelista"/>
+        <w:numPr>
+          <w:ilvl w:val="0"/>
+          <w:numId w:val="11"/>
+        </w:numPr>
+        <w:rPr>
+          <w:b/>
           <w:bCs/>
-        </w:rPr>
-        <w:t>sexo_agre</w:t>
-      </w:r>
-      <w:proofErr w:type="spellEnd"/>
-      <w:r>
-        <w:rPr>
+          <w:color w:val="FF0000"/>
+        </w:rPr>
+      </w:pPr>
+      <w:r>
+        <w:rPr>
+          <w:color w:val="FF0000"/>
+        </w:rPr>
+        <w:t>beta[34] (-0.71) ninguna</w:t>
+      </w:r>
+    </w:p>
+    <w:p>
+      <w:pPr>
+        <w:pStyle w:val="Prrafodelista"/>
+        <w:numPr>
+          <w:ilvl w:val="0"/>
+          <w:numId w:val="11"/>
+        </w:numPr>
+        <w:rPr>
+          <w:b/>
           <w:bCs/>
-        </w:rPr>
-        <w:t xml:space="preserve">), </w:t>
-      </w:r>
-      <w:proofErr w:type="spellStart"/>
-      <w:r>
-        <w:rPr>
+          <w:color w:val="FF0000"/>
+        </w:rPr>
+      </w:pPr>
+      <w:r>
+        <w:rPr>
+          <w:color w:val="FF0000"/>
+        </w:rPr>
+        <w:t>beta[35] (-0.71) ocupaciones elementales</w:t>
+      </w:r>
+    </w:p>
+    <w:p>
+      <w:pPr>
+        <w:pStyle w:val="Prrafodelista"/>
+        <w:numPr>
+          <w:ilvl w:val="0"/>
+          <w:numId w:val="11"/>
+        </w:numPr>
+        <w:rPr>
+          <w:b/>
           <w:bCs/>
-        </w:rPr>
-        <w:t>parentezco</w:t>
-      </w:r>
-      <w:proofErr w:type="spellEnd"/>
-      <w:r>
-        <w:rPr>
+          <w:color w:val="FF0000"/>
+        </w:rPr>
+      </w:pPr>
+      <w:r>
+        <w:rPr>
+          <w:color w:val="FF0000"/>
+        </w:rPr>
+        <w:t xml:space="preserve">beta[36] (-0.80) oficiales, operarios, </w:t>
+      </w:r>
+      <w:r>
+        <w:rPr>
+          <w:color w:val="FF0000"/>
+        </w:rPr>
+        <w:t>artesanos</w:t>
+      </w:r>
+    </w:p>
+    <w:p>
+      <w:pPr>
+        <w:pStyle w:val="Prrafodelista"/>
+        <w:numPr>
+          <w:ilvl w:val="0"/>
+          <w:numId w:val="11"/>
+        </w:numPr>
+        <w:rPr>
+          <w:color w:val="FF0000"/>
+        </w:rPr>
+      </w:pPr>
+      <w:r>
+        <w:rPr>
+          <w:color w:val="FF0000"/>
+        </w:rPr>
+        <w:t xml:space="preserve">beta[38]  </w:t>
+      </w:r>
+      <w:r>
+        <w:rPr>
+          <w:color w:val="FF0000"/>
+        </w:rPr>
+        <w:t xml:space="preserve">(-0.56) </w:t>
+      </w:r>
+      <w:r>
+        <w:rPr>
+          <w:color w:val="FF0000"/>
+        </w:rPr>
+        <w:t>actividad persona dedica al cuidado del hogar</w:t>
+      </w:r>
+    </w:p>
+    <w:p>
+      <w:pPr>
+        <w:pStyle w:val="Prrafodelista"/>
+        <w:numPr>
+          <w:ilvl w:val="0"/>
+          <w:numId w:val="11"/>
+        </w:numPr>
+        <w:rPr>
+          <w:color w:val="FF0000"/>
+        </w:rPr>
+      </w:pPr>
+      <w:r>
+        <w:rPr>
+          <w:color w:val="FF0000"/>
+        </w:rPr>
+        <w:t xml:space="preserve">beta[41]  </w:t>
+      </w:r>
+      <w:r>
+        <w:rPr>
+          <w:color w:val="FF0000"/>
+        </w:rPr>
+        <w:t xml:space="preserve">(-0.39) </w:t>
+      </w:r>
+      <w:r>
+        <w:rPr>
+          <w:color w:val="FF0000"/>
+        </w:rPr>
+        <w:t xml:space="preserve">actividad personal de apoyo administrativo </w:t>
+      </w:r>
+    </w:p>
+    <w:p>
+      <w:pPr>
+        <w:pStyle w:val="Prrafodelista"/>
+        <w:numPr>
+          <w:ilvl w:val="0"/>
+          <w:numId w:val="11"/>
+        </w:numPr>
+        <w:rPr>
+          <w:color w:val="FF0000"/>
+        </w:rPr>
+      </w:pPr>
+      <w:r>
+        <w:rPr>
+          <w:color w:val="FF0000"/>
+        </w:rPr>
+        <w:t xml:space="preserve">beta[42]  </w:t>
+      </w:r>
+      <w:r>
+        <w:rPr>
+          <w:color w:val="FF0000"/>
+        </w:rPr>
+        <w:t xml:space="preserve">(-0.43) </w:t>
+      </w:r>
+      <w:r>
+        <w:rPr>
+          <w:color w:val="FF0000"/>
+        </w:rPr>
+        <w:t>actividad profesionales, científicos e intelectuales</w:t>
+      </w:r>
+    </w:p>
+    <w:p>
+      <w:pPr>
+        <w:pStyle w:val="Prrafodelista"/>
+        <w:numPr>
+          <w:ilvl w:val="0"/>
+          <w:numId w:val="11"/>
+        </w:numPr>
+        <w:rPr>
+          <w:color w:val="FF0000"/>
+        </w:rPr>
+      </w:pPr>
+      <w:r>
+        <w:rPr>
+          <w:color w:val="FF0000"/>
+        </w:rPr>
+        <w:t xml:space="preserve">beta[43]  </w:t>
+      </w:r>
+      <w:r>
+        <w:rPr>
+          <w:color w:val="FF0000"/>
+        </w:rPr>
+        <w:t xml:space="preserve">(-0.52) </w:t>
+      </w:r>
+      <w:r>
+        <w:rPr>
+          <w:color w:val="FF0000"/>
+        </w:rPr>
+        <w:t>actividad técnicos y profesionales</w:t>
+      </w:r>
+    </w:p>
+    <w:p>
+      <w:pPr>
+        <w:pStyle w:val="Prrafodelista"/>
+        <w:numPr>
+          <w:ilvl w:val="0"/>
+          <w:numId w:val="11"/>
+        </w:numPr>
+        <w:rPr>
+          <w:color w:val="FF0000"/>
+        </w:rPr>
+      </w:pPr>
+      <w:r>
+        <w:rPr>
+          <w:color w:val="FF0000"/>
+        </w:rPr>
+        <w:t xml:space="preserve">beta[44]  </w:t>
+      </w:r>
+      <w:r>
+        <w:rPr>
+          <w:color w:val="FF0000"/>
+        </w:rPr>
+        <w:t xml:space="preserve">(-0.67) </w:t>
+      </w:r>
+      <w:r>
+        <w:rPr>
+          <w:color w:val="FF0000"/>
+        </w:rPr>
+        <w:t>actividad trabajadores de los servicios</w:t>
+      </w:r>
+    </w:p>
+    <w:p>
+      <w:pPr>
+        <w:rPr>
+          <w:color w:val="FF0000"/>
+        </w:rPr>
+      </w:pPr>
+    </w:p>
+    <w:p>
+      <w:pPr>
+        <w:rPr>
+          <w:b/>
           <w:bCs/>
+          <w:color w:val="FF0000"/>
+        </w:rPr>
+      </w:pPr>
+      <w:r>
+        <w:rPr>
+          <w:b/>
+          <w:bCs/>
+          <w:color w:val="FF0000"/>
+        </w:rPr>
+        <w:t>Año. Referencia 2016</w:t>
+      </w:r>
+    </w:p>
+    <w:p>
+      <w:pPr>
+        <w:pStyle w:val="Prrafodelista"/>
+        <w:numPr>
+          <w:ilvl w:val="0"/>
+          <w:numId w:val="11"/>
+        </w:numPr>
+        <w:rPr>
+          <w:color w:val="FF0000"/>
+        </w:rPr>
+      </w:pPr>
+      <w:r>
+        <w:rPr>
+          <w:color w:val="FF0000"/>
+        </w:rPr>
+        <w:t xml:space="preserve">beta[45]  </w:t>
+      </w:r>
+      <w:r>
+        <w:rPr>
+          <w:color w:val="FF0000"/>
+        </w:rPr>
+        <w:t xml:space="preserve">(-0.97) </w:t>
+      </w:r>
+      <w:r>
+        <w:rPr>
+          <w:color w:val="FF0000"/>
+        </w:rPr>
+        <w:t>año 2017</w:t>
+      </w:r>
+    </w:p>
+    <w:p>
+      <w:pPr>
+        <w:pStyle w:val="Prrafodelista"/>
+        <w:numPr>
+          <w:ilvl w:val="0"/>
+          <w:numId w:val="11"/>
+        </w:numPr>
+        <w:rPr>
+          <w:color w:val="FF0000"/>
+        </w:rPr>
+      </w:pPr>
+      <w:r>
+        <w:rPr>
+          <w:color w:val="FF0000"/>
+        </w:rPr>
+        <w:t xml:space="preserve">beta[46]  </w:t>
+      </w:r>
+      <w:r>
+        <w:rPr>
+          <w:color w:val="FF0000"/>
+        </w:rPr>
+        <w:t xml:space="preserve">(-1.19) </w:t>
+      </w:r>
+      <w:r>
+        <w:rPr>
+          <w:color w:val="FF0000"/>
+        </w:rPr>
+        <w:t>año 2018</w:t>
+      </w:r>
+    </w:p>
+    <w:p>
+      <w:pPr>
+        <w:pStyle w:val="Prrafodelista"/>
+        <w:numPr>
+          <w:ilvl w:val="0"/>
+          <w:numId w:val="11"/>
+        </w:numPr>
+        <w:rPr>
+          <w:color w:val="FF0000"/>
+        </w:rPr>
+      </w:pPr>
+      <w:r>
+        <w:rPr>
+          <w:color w:val="FF0000"/>
+        </w:rPr>
+        <w:t xml:space="preserve">beta[47]  </w:t>
+      </w:r>
+      <w:r>
+        <w:rPr>
+          <w:color w:val="FF0000"/>
+        </w:rPr>
+        <w:t xml:space="preserve">(-0.84) </w:t>
+      </w:r>
+      <w:r>
+        <w:rPr>
+          <w:color w:val="FF0000"/>
+        </w:rPr>
+        <w:t>año 2019</w:t>
+      </w:r>
+    </w:p>
+    <w:p>
+      <w:pPr>
+        <w:pStyle w:val="Prrafodelista"/>
+        <w:numPr>
+          <w:ilvl w:val="0"/>
+          <w:numId w:val="11"/>
+        </w:numPr>
+        <w:rPr>
+          <w:color w:val="FF0000"/>
+        </w:rPr>
+      </w:pPr>
+      <w:r>
+        <w:rPr>
+          <w:color w:val="FF0000"/>
+        </w:rPr>
+        <w:t xml:space="preserve">beta[48]  </w:t>
+      </w:r>
+      <w:r>
+        <w:rPr>
+          <w:color w:val="FF0000"/>
+        </w:rPr>
+        <w:t xml:space="preserve">(-0.76) </w:t>
+      </w:r>
+      <w:r>
+        <w:rPr>
+          <w:color w:val="FF0000"/>
+        </w:rPr>
+        <w:t>año 2020</w:t>
+      </w:r>
+    </w:p>
+    <w:p>
+      <w:pPr>
+        <w:pStyle w:val="Ttulo3"/>
+      </w:pPr>
+      <w:r>
+        <w:t>NO HAY ASOCIACIÓN</w:t>
+      </w:r>
+    </w:p>
+    <w:p>
+      <w:pPr>
+        <w:pStyle w:val="Prrafodelista"/>
+        <w:numPr>
+          <w:ilvl w:val="0"/>
+          <w:numId w:val="11"/>
+        </w:numPr>
+        <w:rPr>
+          <w:color w:val="FF0000"/>
+        </w:rPr>
+      </w:pPr>
+      <w:r>
+        <w:rPr>
+          <w:color w:val="FF0000"/>
+        </w:rPr>
+        <w:t>beta[1] edad</w:t>
+      </w:r>
+    </w:p>
+    <w:p>
+      <w:pPr>
+        <w:pStyle w:val="Prrafodelista"/>
+        <w:numPr>
+          <w:ilvl w:val="0"/>
+          <w:numId w:val="11"/>
+        </w:numPr>
+      </w:pPr>
+      <w:r>
+        <w:t xml:space="preserve">beta[9] sexo agresor Masculino. Referencia Intersexual </w:t>
+      </w:r>
+    </w:p>
+    <w:p>
+      <w:pPr>
+        <w:pStyle w:val="Prrafodelista"/>
+        <w:numPr>
+          <w:ilvl w:val="0"/>
+          <w:numId w:val="11"/>
+        </w:numPr>
+      </w:pPr>
+      <w:r>
+        <w:t>beta[20] escenario Área deportiva y recreativa. Referencia Otro</w:t>
+      </w:r>
+    </w:p>
+    <w:p>
+      <w:pPr>
+        <w:pStyle w:val="Prrafodelista"/>
+        <w:numPr>
+          <w:ilvl w:val="0"/>
+          <w:numId w:val="11"/>
+        </w:numPr>
+        <w:rPr>
+          <w:color w:val="FF0000"/>
+        </w:rPr>
+      </w:pPr>
+      <w:r>
+        <w:rPr>
+          <w:color w:val="FF0000"/>
+        </w:rPr>
+        <w:t xml:space="preserve">beta[21]: Escenario. Comercio y áreas de servicios </w:t>
+      </w:r>
+    </w:p>
+    <w:p>
+      <w:pPr>
+        <w:pStyle w:val="Prrafodelista"/>
+        <w:numPr>
+          <w:ilvl w:val="0"/>
+          <w:numId w:val="11"/>
+        </w:numPr>
+        <w:rPr>
+          <w:color w:val="FF0000"/>
+        </w:rPr>
+      </w:pPr>
+      <w:r>
+        <w:rPr>
+          <w:color w:val="FF0000"/>
+        </w:rPr>
+        <w:t>beta[22]: Escenario.</w:t>
+      </w:r>
+      <w:r>
+        <w:rPr>
+          <w:color w:val="FF0000"/>
         </w:rPr>
         <w:t xml:space="preserve"> </w:t>
       </w:r>
       <w:r>
         <w:rPr>
-          <w:bCs/>
-        </w:rPr>
-        <w:lastRenderedPageBreak/>
-        <w:t>agresor(</w:t>
-      </w:r>
-      <w:proofErr w:type="spellStart"/>
-      <w:r>
-        <w:rPr>
-          <w:bCs/>
-        </w:rPr>
-        <w:t>parentezco_agresor</w:t>
-      </w:r>
-      <w:proofErr w:type="spellEnd"/>
-      <w:r>
-        <w:rPr>
-          <w:bCs/>
-        </w:rPr>
-        <w:t>), si/no convive con el agresor(</w:t>
-      </w:r>
-      <w:proofErr w:type="spellStart"/>
-      <w:r>
-        <w:rPr>
-          <w:bCs/>
-        </w:rPr>
-        <w:t>conv_agre</w:t>
-      </w:r>
-      <w:proofErr w:type="spellEnd"/>
-      <w:r>
-        <w:rPr>
-          <w:bCs/>
-        </w:rPr>
-        <w:t>), si/no hospitalizado(</w:t>
-      </w:r>
-      <w:proofErr w:type="spellStart"/>
-      <w:r>
-        <w:rPr>
-          <w:bCs/>
-        </w:rPr>
-        <w:t>pac_hos</w:t>
-      </w:r>
-      <w:proofErr w:type="spellEnd"/>
-      <w:r>
-        <w:rPr>
-          <w:bCs/>
-        </w:rPr>
-        <w:t xml:space="preserve">_), escenario donde ocurrió el hecho(escenario), </w:t>
-      </w:r>
-      <w:r>
-        <w:rPr>
-          <w:bCs/>
-          <w:color w:val="FF0000"/>
-        </w:rPr>
-        <w:t>actividad, año de notificación (</w:t>
-      </w:r>
-      <w:proofErr w:type="spellStart"/>
-      <w:r>
-        <w:rPr>
-          <w:bCs/>
-          <w:color w:val="FF0000"/>
-        </w:rPr>
-        <w:t>año_not</w:t>
-      </w:r>
-      <w:proofErr w:type="spellEnd"/>
-      <w:r>
-        <w:rPr>
-          <w:bCs/>
-          <w:color w:val="FF0000"/>
-        </w:rPr>
-        <w:t>) y tipo de seguridad social (</w:t>
-      </w:r>
-      <w:proofErr w:type="spellStart"/>
-      <w:r>
-        <w:rPr>
-          <w:bCs/>
-          <w:color w:val="FF0000"/>
-        </w:rPr>
-        <w:t>tip_ss</w:t>
-      </w:r>
-      <w:proofErr w:type="spellEnd"/>
-      <w:r>
-        <w:rPr>
-          <w:bCs/>
-          <w:color w:val="FF0000"/>
-        </w:rPr>
-        <w:t>_)</w:t>
-      </w:r>
-    </w:p>
-    <w:p>
-      <w:pPr>
-        <w:pStyle w:val="Ttulo2"/>
-      </w:pPr>
-      <w:r>
-        <w:t>Convergencia</w:t>
-      </w:r>
-    </w:p>
-    <w:p>
-      <w:r>
-        <w:t>De acuerdo con</w:t>
-      </w:r>
-      <w:r>
-        <w:t xml:space="preserve"> </w:t>
-      </w:r>
-      <w:proofErr w:type="spellStart"/>
-      <w:r>
-        <w:t>Rhat</w:t>
-      </w:r>
-      <w:proofErr w:type="spellEnd"/>
-      <w:r>
-        <w:t xml:space="preserve"> y ACF las cadenas convergieron bien. </w:t>
-      </w:r>
-      <w:r>
-        <w:t>El tamaño efectivo de la muestra está</w:t>
-      </w:r>
-      <w:r>
-        <w:t xml:space="preserve"> bien, el mínimo es de </w:t>
-      </w:r>
-      <w:r>
-        <w:t xml:space="preserve">4600 </w:t>
-      </w:r>
-      <w:proofErr w:type="spellStart"/>
-      <w:r>
-        <w:t>aprox</w:t>
-      </w:r>
-      <w:proofErr w:type="spellEnd"/>
-      <w:r>
-        <w:t xml:space="preserve"> y corresponde a </w:t>
-      </w:r>
-      <w:proofErr w:type="gramStart"/>
-      <w:r>
-        <w:t>las niveles</w:t>
-      </w:r>
-      <w:proofErr w:type="gramEnd"/>
-      <w:r>
-        <w:t xml:space="preserve"> de 2017-2022 del año de notificación.</w:t>
-      </w:r>
-    </w:p>
-    <w:p>
-      <w:pPr>
-        <w:pStyle w:val="Ttulo2"/>
-      </w:pPr>
-      <w:r>
-        <w:t>Efecto de las predictoras y tipo</w:t>
-      </w:r>
-    </w:p>
-    <w:p>
-      <w:pPr>
-        <w:pStyle w:val="Ttulo3"/>
-      </w:pPr>
-      <w:r>
-        <w:t>ASOCIACIÓN POSITIVA</w:t>
-      </w:r>
-    </w:p>
-    <w:p>
-      <w:pPr>
-        <w:rPr>
-          <w:b/>
-        </w:rPr>
-      </w:pPr>
-      <w:r>
-        <w:rPr>
-          <w:b/>
-        </w:rPr>
-        <w:t>Mujer cabeza de familia. Referencia NO</w:t>
-      </w:r>
-    </w:p>
-    <w:p>
-      <w:pPr>
-        <w:numPr>
-          <w:ilvl w:val="0"/>
-          <w:numId w:val="2"/>
-        </w:numPr>
-      </w:pPr>
-      <w:proofErr w:type="gramStart"/>
-      <w:r>
-        <w:t>beta[</w:t>
-      </w:r>
-      <w:proofErr w:type="gramEnd"/>
-      <w:r>
-        <w:t>2]: (0.</w:t>
-      </w:r>
-      <w:r>
-        <w:t>39</w:t>
-      </w:r>
-      <w:r>
-        <w:t xml:space="preserve">) Ser mujer cabeza de familia aumenta la probabilidad de atención comparado con las que no lo son. </w:t>
-      </w:r>
-    </w:p>
-    <w:p/>
-    <w:p>
-      <w:pPr>
-        <w:rPr>
-          <w:b/>
-        </w:rPr>
-      </w:pPr>
-      <w:r>
-        <w:rPr>
-          <w:b/>
-        </w:rPr>
-        <w:t>Tipo de violencia. Referencia Negligencia y abandono</w:t>
-      </w:r>
-    </w:p>
-    <w:p>
-      <w:pPr>
-        <w:numPr>
-          <w:ilvl w:val="0"/>
-          <w:numId w:val="10"/>
-        </w:numPr>
-      </w:pPr>
-      <w:proofErr w:type="gramStart"/>
-      <w:r>
-        <w:t>beta[</w:t>
-      </w:r>
-      <w:proofErr w:type="gramEnd"/>
-      <w:r>
-        <w:t>3]: (1.</w:t>
-      </w:r>
-      <w:r>
-        <w:t>08</w:t>
-      </w:r>
-      <w:r>
-        <w:t xml:space="preserve">) violencia física.  </w:t>
-      </w:r>
-    </w:p>
-    <w:p>
-      <w:pPr>
-        <w:numPr>
-          <w:ilvl w:val="0"/>
-          <w:numId w:val="10"/>
-        </w:numPr>
-      </w:pPr>
-      <w:proofErr w:type="gramStart"/>
-      <w:r>
-        <w:t>beta[</w:t>
-      </w:r>
-      <w:proofErr w:type="gramEnd"/>
-      <w:r>
-        <w:t>4]: (</w:t>
-      </w:r>
-      <w:r>
-        <w:t>0.97</w:t>
-      </w:r>
-      <w:r>
-        <w:t xml:space="preserve">) violencia psicológica   </w:t>
-      </w:r>
-    </w:p>
-    <w:p>
-      <w:pPr>
-        <w:numPr>
-          <w:ilvl w:val="0"/>
-          <w:numId w:val="10"/>
-        </w:numPr>
-      </w:pPr>
-      <w:proofErr w:type="gramStart"/>
-      <w:r>
-        <w:t>beta[</w:t>
-      </w:r>
-      <w:proofErr w:type="gramEnd"/>
-      <w:r>
-        <w:t>5]: (</w:t>
-      </w:r>
-      <w:r>
-        <w:t>2.96</w:t>
-      </w:r>
-      <w:r>
-        <w:t>) violencia sexual</w:t>
-      </w:r>
-    </w:p>
-    <w:p/>
-    <w:p>
-      <w:r>
-        <w:t>Tod</w:t>
-      </w:r>
-      <w:r>
+          <w:color w:val="FF0000"/>
+        </w:rPr>
+        <w:t xml:space="preserve">Espacios abiertos </w:t>
+      </w:r>
+    </w:p>
+    <w:p>
+      <w:pPr>
+        <w:numPr>
+          <w:ilvl w:val="0"/>
+          <w:numId w:val="11"/>
+        </w:numPr>
+        <w:rPr>
+          <w:color w:val="FF0000"/>
+        </w:rPr>
+      </w:pPr>
+      <w:r>
+        <w:rPr>
+          <w:color w:val="FF0000"/>
+        </w:rPr>
+        <w:t>beta[26]:  Lugares de esparcimiento con expendio de alcohol</w:t>
+      </w:r>
+    </w:p>
+    <w:p>
+      <w:pPr>
+        <w:numPr>
+          <w:ilvl w:val="0"/>
+          <w:numId w:val="11"/>
+        </w:numPr>
+        <w:rPr>
+          <w:color w:val="FF0000"/>
+        </w:rPr>
+      </w:pPr>
+      <w:r>
+        <w:rPr>
+          <w:color w:val="FF0000"/>
+        </w:rPr>
+        <w:t>beta[27]:  Vía Pública</w:t>
+      </w:r>
+    </w:p>
+    <w:p>
+      <w:pPr>
+        <w:numPr>
+          <w:ilvl w:val="0"/>
+          <w:numId w:val="11"/>
+        </w:numPr>
+        <w:rPr>
+          <w:color w:val="FF0000"/>
+        </w:rPr>
+      </w:pPr>
+      <w:r>
+        <w:rPr>
+          <w:color w:val="FF0000"/>
+        </w:rPr>
+        <w:t>beta[29]  actividad agricultores. Referencia Otro</w:t>
+      </w:r>
+    </w:p>
+    <w:p>
+      <w:pPr>
+        <w:numPr>
+          <w:ilvl w:val="0"/>
+          <w:numId w:val="11"/>
+        </w:numPr>
+        <w:rPr>
+          <w:color w:val="FF0000"/>
+        </w:rPr>
+      </w:pPr>
+      <w:r>
+        <w:rPr>
+          <w:color w:val="FF0000"/>
+        </w:rPr>
+        <w:t>beta[30] actividad directores</w:t>
+      </w:r>
+    </w:p>
+    <w:p>
+      <w:pPr>
+        <w:numPr>
+          <w:ilvl w:val="0"/>
+          <w:numId w:val="11"/>
+        </w:numPr>
+        <w:rPr>
+          <w:color w:val="FF0000"/>
+        </w:rPr>
+      </w:pPr>
+      <w:r>
+        <w:rPr>
+          <w:color w:val="FF0000"/>
+        </w:rPr>
+        <w:t>beta[32] actividad habitante de calle</w:t>
+      </w:r>
+    </w:p>
+    <w:p>
+      <w:pPr>
+        <w:numPr>
+          <w:ilvl w:val="0"/>
+          <w:numId w:val="11"/>
+        </w:numPr>
+        <w:rPr>
+          <w:color w:val="FF0000"/>
+        </w:rPr>
+      </w:pPr>
+      <w:r>
+        <w:rPr>
+          <w:color w:val="FF0000"/>
+        </w:rPr>
+        <w:t>beta[33] actividad líderes cívicos</w:t>
+      </w:r>
+    </w:p>
+    <w:p>
+      <w:pPr>
+        <w:numPr>
+          <w:ilvl w:val="0"/>
+          <w:numId w:val="11"/>
+        </w:numPr>
+        <w:rPr>
+          <w:color w:val="FF0000"/>
+        </w:rPr>
+      </w:pPr>
+      <w:r>
+        <w:rPr>
+          <w:color w:val="FF0000"/>
+        </w:rPr>
+        <w:t>beta[37] actividad operadores de instalaciones</w:t>
+      </w:r>
+    </w:p>
+    <w:p>
+      <w:pPr>
+        <w:numPr>
+          <w:ilvl w:val="0"/>
+          <w:numId w:val="11"/>
+        </w:numPr>
+        <w:rPr>
+          <w:color w:val="FF0000"/>
+        </w:rPr>
+      </w:pPr>
+      <w:r>
+        <w:rPr>
+          <w:color w:val="FF0000"/>
+        </w:rPr>
+        <w:t>beta[39] actividad persona en situación de prostitución</w:t>
+      </w:r>
+    </w:p>
+    <w:p>
+      <w:pPr>
+        <w:numPr>
+          <w:ilvl w:val="0"/>
+          <w:numId w:val="11"/>
+        </w:numPr>
+        <w:rPr>
+          <w:color w:val="FF0000"/>
+        </w:rPr>
+      </w:pPr>
+      <w:r>
+        <w:rPr>
+          <w:color w:val="FF0000"/>
+        </w:rPr>
+        <w:t>beta[40] actividad persona que cuida a otr</w:t>
+      </w:r>
+      <w:r>
+        <w:rPr>
+          <w:color w:val="FF0000"/>
+        </w:rPr>
         <w:t>o</w:t>
       </w:r>
       <w:r>
-        <w:t xml:space="preserve">s </w:t>
-      </w:r>
-      <w:r>
-        <w:t>los tipos de violencia</w:t>
-      </w:r>
-      <w:r>
-        <w:t xml:space="preserve"> tienen una influencia positiva en la variable respuesta con respecto al nivel de referencia. Sin embargo, la violencia sexual es la que más aumenta la probabilidad de recibir atención en salud mental, seguida por violencia física frente a “negligencia y abandono”.</w:t>
-      </w:r>
-    </w:p>
-    <w:p/>
-    <w:p>
-      <w:pPr>
-        <w:rPr>
-          <w:b/>
-        </w:rPr>
-      </w:pPr>
-      <w:r>
-        <w:rPr>
-          <w:b/>
-        </w:rPr>
-        <w:t xml:space="preserve"> Área de ocurrencia. Referencia cabecera municipal  </w:t>
-      </w:r>
-    </w:p>
-    <w:p>
-      <w:pPr>
-        <w:numPr>
-          <w:ilvl w:val="0"/>
-          <w:numId w:val="1"/>
-        </w:numPr>
-      </w:pPr>
-      <w:proofErr w:type="gramStart"/>
-      <w:r>
-        <w:t>beta[</w:t>
-      </w:r>
-      <w:proofErr w:type="gramEnd"/>
-      <w:r>
-        <w:t xml:space="preserve">6]: </w:t>
-      </w:r>
-      <w:r>
-        <w:rPr>
-          <w:color w:val="FF0000"/>
-        </w:rPr>
-        <w:t>(0.5</w:t>
-      </w:r>
-      <w:r>
-        <w:rPr>
-          <w:color w:val="FF0000"/>
-        </w:rPr>
-        <w:t>4</w:t>
-      </w:r>
-      <w:r>
-        <w:rPr>
-          <w:color w:val="FF0000"/>
-        </w:rPr>
-        <w:t xml:space="preserve">) </w:t>
-      </w:r>
-      <w:r>
-        <w:t xml:space="preserve">centro poblado.   </w:t>
-      </w:r>
-    </w:p>
-    <w:p>
-      <w:pPr>
-        <w:numPr>
-          <w:ilvl w:val="0"/>
-          <w:numId w:val="1"/>
-        </w:numPr>
-      </w:pPr>
-      <w:proofErr w:type="gramStart"/>
-      <w:r>
-        <w:t>beta[</w:t>
-      </w:r>
-      <w:proofErr w:type="gramEnd"/>
-      <w:r>
-        <w:t xml:space="preserve">7]: </w:t>
-      </w:r>
-      <w:r>
-        <w:rPr>
-          <w:color w:val="FF0000"/>
-        </w:rPr>
-        <w:t>(0.</w:t>
-      </w:r>
-      <w:r>
-        <w:rPr>
-          <w:color w:val="FF0000"/>
-        </w:rPr>
-        <w:t>5</w:t>
-      </w:r>
-      <w:r>
-        <w:rPr>
-          <w:color w:val="FF0000"/>
-        </w:rPr>
-        <w:t xml:space="preserve">1) </w:t>
-      </w:r>
-      <w:r>
-        <w:t xml:space="preserve">área rural   </w:t>
-      </w:r>
-    </w:p>
-    <w:p/>
-    <w:p>
-      <w:r>
-        <w:t>Vivir en zonas rurales o centros poblados incrementa la probabilidad de recibir atención en salud mental comparado con cabeceras municipales.</w:t>
-      </w:r>
-    </w:p>
-    <w:p>
-      <w:pPr>
-        <w:rPr>
-          <w:b/>
-        </w:rPr>
-      </w:pPr>
-    </w:p>
-    <w:p>
-      <w:pPr>
-        <w:rPr>
-          <w:b/>
-        </w:rPr>
-      </w:pPr>
-      <w:r>
-        <w:rPr>
-          <w:b/>
-        </w:rPr>
-        <w:t>Agresor. Referencia Otro</w:t>
-      </w:r>
-    </w:p>
-    <w:p>
-      <w:pPr>
-        <w:pStyle w:val="Prrafodelista"/>
-        <w:numPr>
-          <w:ilvl w:val="0"/>
-          <w:numId w:val="8"/>
-        </w:numPr>
-        <w:rPr>
-          <w:color w:val="FF0000"/>
-        </w:rPr>
-      </w:pPr>
-      <w:proofErr w:type="gramStart"/>
-      <w:r>
-        <w:rPr>
-          <w:color w:val="FF0000"/>
-        </w:rPr>
-        <w:t>beta[</w:t>
-      </w:r>
-      <w:proofErr w:type="gramEnd"/>
-      <w:r>
-        <w:rPr>
-          <w:color w:val="FF0000"/>
-        </w:rPr>
-        <w:t xml:space="preserve">10] </w:t>
-      </w:r>
-      <w:r>
-        <w:rPr>
-          <w:color w:val="FF0000"/>
-        </w:rPr>
-        <w:t xml:space="preserve">(0.17) </w:t>
-      </w:r>
-      <w:r>
-        <w:rPr>
-          <w:color w:val="FF0000"/>
-        </w:rPr>
-        <w:t xml:space="preserve">agresor pareja  </w:t>
-      </w:r>
-    </w:p>
-    <w:p>
-      <w:pPr>
-        <w:pStyle w:val="Prrafodelista"/>
-        <w:numPr>
-          <w:ilvl w:val="0"/>
-          <w:numId w:val="8"/>
-        </w:numPr>
-        <w:rPr>
-          <w:color w:val="FF0000"/>
-        </w:rPr>
-      </w:pPr>
-      <w:proofErr w:type="gramStart"/>
-      <w:r>
-        <w:rPr>
-          <w:color w:val="FF0000"/>
-        </w:rPr>
-        <w:t>beta[</w:t>
-      </w:r>
-      <w:proofErr w:type="gramEnd"/>
-      <w:r>
-        <w:rPr>
-          <w:color w:val="FF0000"/>
-        </w:rPr>
-        <w:t xml:space="preserve">11] </w:t>
-      </w:r>
-      <w:r>
-        <w:rPr>
-          <w:color w:val="FF0000"/>
-        </w:rPr>
-        <w:t>(</w:t>
-      </w:r>
-      <w:r>
-        <w:rPr>
-          <w:color w:val="FF0000"/>
-        </w:rPr>
-        <w:t>0.14</w:t>
-      </w:r>
-      <w:r>
-        <w:rPr>
-          <w:color w:val="FF0000"/>
-        </w:rPr>
-        <w:t xml:space="preserve">) </w:t>
-      </w:r>
-      <w:r>
-        <w:rPr>
-          <w:color w:val="FF0000"/>
-        </w:rPr>
-        <w:t xml:space="preserve">agresor familiar </w:t>
-      </w:r>
-    </w:p>
-    <w:p>
-      <w:pPr>
-        <w:pStyle w:val="Prrafodelista"/>
-        <w:numPr>
-          <w:ilvl w:val="0"/>
-          <w:numId w:val="8"/>
-        </w:numPr>
-        <w:rPr>
-          <w:color w:val="FF0000"/>
-        </w:rPr>
-      </w:pPr>
-      <w:proofErr w:type="gramStart"/>
-      <w:r>
-        <w:rPr>
-          <w:color w:val="FF0000"/>
-        </w:rPr>
-        <w:t>beta[</w:t>
-      </w:r>
-      <w:proofErr w:type="gramEnd"/>
-      <w:r>
-        <w:rPr>
-          <w:color w:val="FF0000"/>
-        </w:rPr>
-        <w:t xml:space="preserve">12] </w:t>
-      </w:r>
-      <w:r>
-        <w:rPr>
-          <w:color w:val="FF0000"/>
-        </w:rPr>
-        <w:t xml:space="preserve">(0.19) </w:t>
-      </w:r>
-      <w:r>
-        <w:rPr>
-          <w:color w:val="FF0000"/>
-        </w:rPr>
-        <w:t>agresor ex pareja</w:t>
-      </w:r>
-    </w:p>
-    <w:p>
-      <w:pPr>
-        <w:numPr>
-          <w:ilvl w:val="0"/>
-          <w:numId w:val="8"/>
-        </w:numPr>
-        <w:rPr>
-          <w:color w:val="FF0000"/>
-        </w:rPr>
-      </w:pPr>
-      <w:proofErr w:type="gramStart"/>
-      <w:r>
-        <w:rPr>
-          <w:color w:val="FF0000"/>
-        </w:rPr>
-        <w:t>beta[</w:t>
-      </w:r>
-      <w:proofErr w:type="gramEnd"/>
-      <w:r>
-        <w:rPr>
-          <w:color w:val="FF0000"/>
-        </w:rPr>
-        <w:t>13]: (</w:t>
-      </w:r>
-      <w:r>
-        <w:rPr>
-          <w:color w:val="FF0000"/>
-        </w:rPr>
-        <w:t>0.35</w:t>
-      </w:r>
-      <w:r>
-        <w:rPr>
-          <w:color w:val="FF0000"/>
-        </w:rPr>
-        <w:t>) Padre</w:t>
-      </w:r>
-    </w:p>
-    <w:p>
-      <w:pPr>
-        <w:numPr>
-          <w:ilvl w:val="0"/>
-          <w:numId w:val="8"/>
-        </w:numPr>
-      </w:pPr>
-      <w:proofErr w:type="gramStart"/>
-      <w:r>
-        <w:t>beta[</w:t>
-      </w:r>
-      <w:proofErr w:type="gramEnd"/>
-      <w:r>
-        <w:t>14]: (0.</w:t>
-      </w:r>
-      <w:r>
-        <w:t>39</w:t>
-      </w:r>
-      <w:r>
-        <w:t xml:space="preserve">) agresor Madre  </w:t>
-      </w:r>
-      <w:r>
-        <w:rPr>
-          <w:color w:val="FF0000"/>
-        </w:rPr>
-        <w:t xml:space="preserve">  </w:t>
-      </w:r>
-    </w:p>
-    <w:p>
-      <w:pPr>
-        <w:pStyle w:val="Prrafodelista"/>
-        <w:numPr>
-          <w:ilvl w:val="0"/>
-          <w:numId w:val="8"/>
-        </w:numPr>
-        <w:rPr>
-          <w:color w:val="FF0000"/>
-        </w:rPr>
-      </w:pPr>
-      <w:proofErr w:type="gramStart"/>
-      <w:r>
-        <w:rPr>
-          <w:color w:val="FF0000"/>
-        </w:rPr>
-        <w:t>beta[</w:t>
-      </w:r>
-      <w:proofErr w:type="gramEnd"/>
-      <w:r>
-        <w:rPr>
-          <w:color w:val="FF0000"/>
-        </w:rPr>
-        <w:t xml:space="preserve">15] </w:t>
-      </w:r>
-      <w:r>
-        <w:rPr>
-          <w:color w:val="FF0000"/>
-        </w:rPr>
-        <w:t xml:space="preserve">(0.23) </w:t>
-      </w:r>
-      <w:r>
-        <w:rPr>
-          <w:color w:val="FF0000"/>
-        </w:rPr>
-        <w:t xml:space="preserve">agresor conocido  </w:t>
-      </w:r>
-    </w:p>
-    <w:p>
-      <w:pPr>
-        <w:numPr>
-          <w:ilvl w:val="0"/>
-          <w:numId w:val="8"/>
-        </w:numPr>
-      </w:pPr>
-      <w:proofErr w:type="gramStart"/>
-      <w:r>
-        <w:t>beta[</w:t>
-      </w:r>
-      <w:proofErr w:type="gramEnd"/>
-      <w:r>
-        <w:t>16]: (0.</w:t>
-      </w:r>
-      <w:r>
-        <w:t>31</w:t>
-      </w:r>
-      <w:r>
-        <w:t xml:space="preserve">) agresor Amigo </w:t>
-      </w:r>
-    </w:p>
-    <w:p>
-      <w:pPr>
-        <w:numPr>
-          <w:ilvl w:val="0"/>
-          <w:numId w:val="8"/>
-        </w:numPr>
-      </w:pPr>
-      <w:proofErr w:type="gramStart"/>
-      <w:r>
-        <w:t>beta[</w:t>
-      </w:r>
-      <w:proofErr w:type="gramEnd"/>
-      <w:r>
-        <w:t>17]: (0.</w:t>
-      </w:r>
-      <w:r>
-        <w:t>42</w:t>
-      </w:r>
-      <w:r>
-        <w:t xml:space="preserve">) agresor Desconocido </w:t>
-      </w:r>
-    </w:p>
-    <w:p>
-      <w:pPr>
-        <w:rPr>
-          <w:color w:val="FF0000"/>
-        </w:rPr>
-      </w:pPr>
-      <w:r>
-        <w:rPr>
-          <w:color w:val="FF0000"/>
-        </w:rPr>
-        <w:t xml:space="preserve">Los tipos de agresores </w:t>
-      </w:r>
-      <w:r>
-        <w:rPr>
-          <w:color w:val="FF0000"/>
-        </w:rPr>
-        <w:t xml:space="preserve">se asocia con una mayor probabilidad de que la víctima reciba atención en salud mental, en comparación con otros tipos de agresores. </w:t>
-      </w:r>
-      <w:r>
-        <w:rPr>
-          <w:color w:val="FF0000"/>
-        </w:rPr>
-        <w:t xml:space="preserve">Sin embargo, si </w:t>
-      </w:r>
-      <w:proofErr w:type="spellStart"/>
-      <w:r>
-        <w:rPr>
-          <w:color w:val="FF0000"/>
-        </w:rPr>
-        <w:t>esl</w:t>
-      </w:r>
-      <w:proofErr w:type="spellEnd"/>
-      <w:r>
-        <w:rPr>
-          <w:color w:val="FF0000"/>
-        </w:rPr>
-        <w:t xml:space="preserve"> agresor es desconocido es el caso que más aumenta la probabilidad.</w:t>
-      </w:r>
-    </w:p>
-    <w:p/>
-    <w:p>
-      <w:pPr>
-        <w:rPr>
-          <w:b/>
-        </w:rPr>
-      </w:pPr>
-      <w:r>
-        <w:rPr>
-          <w:b/>
-        </w:rPr>
-        <w:t>Convivencia con el agresor. Referencia No</w:t>
-      </w:r>
-    </w:p>
-    <w:p>
-      <w:pPr>
-        <w:pStyle w:val="Prrafodelista"/>
-        <w:numPr>
-          <w:ilvl w:val="0"/>
-          <w:numId w:val="8"/>
-        </w:numPr>
-        <w:rPr>
-          <w:color w:val="FF0000"/>
-        </w:rPr>
-      </w:pPr>
-      <w:proofErr w:type="gramStart"/>
-      <w:r>
-        <w:rPr>
-          <w:color w:val="FF0000"/>
-        </w:rPr>
-        <w:t>beta[</w:t>
-      </w:r>
-      <w:proofErr w:type="gramEnd"/>
-      <w:r>
-        <w:rPr>
-          <w:color w:val="FF0000"/>
-        </w:rPr>
-        <w:t xml:space="preserve">18] </w:t>
-      </w:r>
-      <w:r>
-        <w:rPr>
-          <w:color w:val="FF0000"/>
-        </w:rPr>
-        <w:t xml:space="preserve">(0.08) </w:t>
-      </w:r>
-      <w:r>
-        <w:rPr>
-          <w:color w:val="FF0000"/>
-        </w:rPr>
-        <w:t>convive con el agresor</w:t>
-      </w:r>
-      <w:r>
-        <w:rPr>
-          <w:color w:val="FF0000"/>
-        </w:rPr>
-        <w:t xml:space="preserve">. </w:t>
-      </w:r>
-      <w:r>
-        <w:t>Convivir con el agresor</w:t>
-      </w:r>
-      <w:r>
-        <w:t xml:space="preserve"> aumenta la probabilidad de atención comparado con </w:t>
-      </w:r>
-      <w:r>
-        <w:t>no convivir con él.</w:t>
-      </w:r>
-    </w:p>
-    <w:p>
-      <w:pPr>
-        <w:rPr>
-          <w:b/>
-        </w:rPr>
-      </w:pPr>
-    </w:p>
-    <w:p>
-      <w:pPr>
-        <w:rPr>
-          <w:b/>
-        </w:rPr>
-      </w:pPr>
-      <w:r>
-        <w:rPr>
-          <w:b/>
-        </w:rPr>
-        <w:t>H</w:t>
-      </w:r>
-      <w:r>
-        <w:rPr>
-          <w:b/>
-        </w:rPr>
-        <w:t xml:space="preserve">ospitalización. Referencia NO  </w:t>
-      </w:r>
-    </w:p>
-    <w:p>
-      <w:pPr>
-        <w:numPr>
-          <w:ilvl w:val="0"/>
-          <w:numId w:val="7"/>
-        </w:numPr>
-      </w:pPr>
-      <w:proofErr w:type="gramStart"/>
-      <w:r>
-        <w:t>beta[</w:t>
-      </w:r>
-      <w:proofErr w:type="gramEnd"/>
-      <w:r>
-        <w:t>19]: (1.</w:t>
-      </w:r>
-      <w:r>
-        <w:t>39</w:t>
-      </w:r>
-      <w:r>
-        <w:t>) fue hospitalizada: Las víctimas que fueron hospitalizadas tienen más probabilidad de recibir atención en salud mental.</w:t>
-      </w:r>
-    </w:p>
-    <w:p>
-      <w:pPr>
-        <w:spacing w:before="240" w:after="240"/>
-        <w:rPr>
-          <w:b/>
-        </w:rPr>
-      </w:pPr>
-      <w:r>
-        <w:rPr>
-          <w:b/>
-        </w:rPr>
-        <w:t>Escenario donde ocurrió el hecho. Referencia Otro</w:t>
-      </w:r>
-    </w:p>
-    <w:p>
-      <w:pPr>
-        <w:numPr>
-          <w:ilvl w:val="0"/>
-          <w:numId w:val="3"/>
-        </w:numPr>
-      </w:pPr>
-      <w:proofErr w:type="gramStart"/>
-      <w:r>
-        <w:t>beta[</w:t>
-      </w:r>
-      <w:proofErr w:type="gramEnd"/>
-      <w:r>
-        <w:t>23]: (</w:t>
-      </w:r>
-      <w:r>
-        <w:t>0.47</w:t>
-      </w:r>
-      <w:r>
-        <w:t xml:space="preserve">) Establecimiento educativo </w:t>
-      </w:r>
-    </w:p>
-    <w:p>
-      <w:pPr>
-        <w:numPr>
-          <w:ilvl w:val="0"/>
-          <w:numId w:val="3"/>
-        </w:numPr>
-      </w:pPr>
-      <w:proofErr w:type="gramStart"/>
-      <w:r>
-        <w:t>beta[</w:t>
-      </w:r>
-      <w:proofErr w:type="gramEnd"/>
-      <w:r>
-        <w:t>24]: (</w:t>
-      </w:r>
-      <w:r>
-        <w:t>1.52</w:t>
-      </w:r>
-      <w:r>
-        <w:t xml:space="preserve">) Institución de salud </w:t>
-      </w:r>
-    </w:p>
-    <w:p>
-      <w:pPr>
-        <w:numPr>
-          <w:ilvl w:val="0"/>
-          <w:numId w:val="3"/>
-        </w:numPr>
-      </w:pPr>
-      <w:proofErr w:type="gramStart"/>
-      <w:r>
-        <w:t>beta[</w:t>
-      </w:r>
-      <w:proofErr w:type="gramEnd"/>
-      <w:r>
-        <w:t>25]: (</w:t>
-      </w:r>
-      <w:r>
-        <w:t>0.46</w:t>
-      </w:r>
-      <w:r>
-        <w:t xml:space="preserve">) Lugar de trabajo </w:t>
-      </w:r>
-    </w:p>
-    <w:p>
-      <w:pPr>
-        <w:numPr>
-          <w:ilvl w:val="0"/>
-          <w:numId w:val="3"/>
-        </w:numPr>
-      </w:pPr>
-      <w:proofErr w:type="gramStart"/>
-      <w:r>
-        <w:t>beta[</w:t>
-      </w:r>
-      <w:proofErr w:type="gramEnd"/>
-      <w:r>
-        <w:t>28]:</w:t>
-      </w:r>
-      <w:r>
-        <w:t xml:space="preserve"> </w:t>
-      </w:r>
-      <w:r>
-        <w:t>(0.</w:t>
-      </w:r>
-      <w:r>
-        <w:t>13</w:t>
-      </w:r>
-      <w:r>
-        <w:t>) Vivienda</w:t>
-      </w:r>
-    </w:p>
-    <w:p/>
-    <w:p>
-      <w:pPr>
-        <w:rPr>
-          <w:color w:val="FF0000"/>
-        </w:rPr>
-      </w:pPr>
-      <w:r>
-        <w:rPr>
-          <w:color w:val="FF0000"/>
-        </w:rPr>
-        <w:t>Los eventos ocurridos en instituciones de salud, establecimientos educativos, lugares de trabajo, y en</w:t>
-      </w:r>
-      <w:r>
-        <w:rPr>
-          <w:color w:val="FF0000"/>
-        </w:rPr>
-        <w:t xml:space="preserve"> la vivienda de la víctima </w:t>
-      </w:r>
-      <w:r>
-        <w:rPr>
-          <w:color w:val="FF0000"/>
-        </w:rPr>
-        <w:t xml:space="preserve">muestran una mayor probabilidad de que la víctima acceda a atención. </w:t>
-      </w:r>
-    </w:p>
-    <w:p/>
-    <w:p>
-      <w:pPr>
-        <w:rPr>
-          <w:b/>
-          <w:bCs/>
-          <w:color w:val="FF0000"/>
-        </w:rPr>
-      </w:pPr>
-      <w:r>
-        <w:rPr>
-          <w:b/>
-          <w:bCs/>
-          <w:color w:val="FF0000"/>
-        </w:rPr>
-        <w:t xml:space="preserve">Seguridad social. </w:t>
-      </w:r>
-      <w:proofErr w:type="gramStart"/>
-      <w:r>
-        <w:rPr>
-          <w:b/>
-          <w:bCs/>
-          <w:color w:val="FF0000"/>
-        </w:rPr>
-        <w:t>Referencia indeterminado</w:t>
-      </w:r>
-      <w:proofErr w:type="gramEnd"/>
-    </w:p>
-    <w:p>
-      <w:pPr>
-        <w:pStyle w:val="Prrafodelista"/>
-        <w:numPr>
-          <w:ilvl w:val="0"/>
-          <w:numId w:val="3"/>
-        </w:numPr>
-        <w:rPr>
-          <w:color w:val="FF0000"/>
-        </w:rPr>
-      </w:pPr>
-      <w:proofErr w:type="gramStart"/>
-      <w:r>
-        <w:rPr>
-          <w:color w:val="FF0000"/>
-        </w:rPr>
-        <w:t>beta[</w:t>
-      </w:r>
-      <w:proofErr w:type="gramEnd"/>
-      <w:r>
-        <w:rPr>
-          <w:color w:val="FF0000"/>
-        </w:rPr>
-        <w:t>52</w:t>
-      </w:r>
-      <w:proofErr w:type="gramStart"/>
-      <w:r>
-        <w:rPr>
-          <w:color w:val="FF0000"/>
-        </w:rPr>
-        <w:t xml:space="preserve">]  </w:t>
-      </w:r>
-      <w:r>
-        <w:rPr>
-          <w:color w:val="FF0000"/>
-        </w:rPr>
-        <w:t>(</w:t>
-      </w:r>
-      <w:proofErr w:type="gramEnd"/>
-      <w:r>
-        <w:rPr>
-          <w:color w:val="FF0000"/>
-        </w:rPr>
-        <w:t xml:space="preserve">3.75) </w:t>
-      </w:r>
-      <w:proofErr w:type="gramStart"/>
-      <w:r>
-        <w:rPr>
-          <w:color w:val="FF0000"/>
-        </w:rPr>
-        <w:t>seguridad contributivo</w:t>
-      </w:r>
-      <w:proofErr w:type="gramEnd"/>
-      <w:r>
-        <w:rPr>
-          <w:color w:val="FF0000"/>
-        </w:rPr>
-        <w:t xml:space="preserve">. </w:t>
-      </w:r>
-      <w:proofErr w:type="gramStart"/>
-      <w:r>
-        <w:rPr>
-          <w:color w:val="FF0000"/>
-        </w:rPr>
-        <w:t>Referencia indeterminado</w:t>
-      </w:r>
-      <w:proofErr w:type="gramEnd"/>
-    </w:p>
-    <w:p>
-      <w:pPr>
-        <w:pStyle w:val="Prrafodelista"/>
-        <w:numPr>
-          <w:ilvl w:val="0"/>
-          <w:numId w:val="3"/>
-        </w:numPr>
-        <w:rPr>
-          <w:color w:val="FF0000"/>
-        </w:rPr>
-      </w:pPr>
-      <w:proofErr w:type="gramStart"/>
-      <w:r>
-        <w:rPr>
-          <w:color w:val="FF0000"/>
-        </w:rPr>
-        <w:t>beta[</w:t>
-      </w:r>
-      <w:proofErr w:type="gramEnd"/>
-      <w:r>
-        <w:rPr>
-          <w:color w:val="FF0000"/>
-        </w:rPr>
-        <w:t>53</w:t>
-      </w:r>
-      <w:proofErr w:type="gramStart"/>
-      <w:r>
-        <w:rPr>
-          <w:color w:val="FF0000"/>
-        </w:rPr>
-        <w:t xml:space="preserve">]  </w:t>
-      </w:r>
-      <w:r>
-        <w:rPr>
-          <w:color w:val="FF0000"/>
-        </w:rPr>
-        <w:t>(</w:t>
-      </w:r>
-      <w:proofErr w:type="gramEnd"/>
-      <w:r>
-        <w:rPr>
-          <w:color w:val="FF0000"/>
-        </w:rPr>
-        <w:t xml:space="preserve">4.72) </w:t>
-      </w:r>
-      <w:r>
-        <w:rPr>
-          <w:color w:val="FF0000"/>
-        </w:rPr>
-        <w:t>seguridad especial</w:t>
-      </w:r>
-    </w:p>
-    <w:p>
-      <w:pPr>
-        <w:pStyle w:val="Prrafodelista"/>
-        <w:numPr>
-          <w:ilvl w:val="0"/>
-          <w:numId w:val="3"/>
-        </w:numPr>
-        <w:rPr>
-          <w:color w:val="FF0000"/>
-        </w:rPr>
-      </w:pPr>
-      <w:proofErr w:type="gramStart"/>
-      <w:r>
-        <w:rPr>
-          <w:color w:val="FF0000"/>
-        </w:rPr>
-        <w:t>beta[</w:t>
-      </w:r>
-      <w:proofErr w:type="gramEnd"/>
-      <w:r>
-        <w:rPr>
-          <w:color w:val="FF0000"/>
-        </w:rPr>
-        <w:t>54</w:t>
-      </w:r>
-      <w:proofErr w:type="gramStart"/>
-      <w:r>
-        <w:rPr>
-          <w:color w:val="FF0000"/>
-        </w:rPr>
-        <w:t xml:space="preserve">]  </w:t>
-      </w:r>
-      <w:r>
-        <w:rPr>
-          <w:color w:val="FF0000"/>
-        </w:rPr>
-        <w:t>(</w:t>
-      </w:r>
-      <w:proofErr w:type="gramEnd"/>
-      <w:r>
-        <w:rPr>
-          <w:color w:val="FF0000"/>
-        </w:rPr>
-        <w:t xml:space="preserve">3.78) </w:t>
-      </w:r>
-      <w:proofErr w:type="gramStart"/>
-      <w:r>
-        <w:rPr>
-          <w:color w:val="FF0000"/>
-        </w:rPr>
-        <w:t>seguridad no asegurado</w:t>
-      </w:r>
-      <w:proofErr w:type="gramEnd"/>
-    </w:p>
-    <w:p>
-      <w:pPr>
-        <w:pStyle w:val="Prrafodelista"/>
-        <w:numPr>
-          <w:ilvl w:val="0"/>
-          <w:numId w:val="3"/>
-        </w:numPr>
-        <w:rPr>
-          <w:color w:val="FF0000"/>
-        </w:rPr>
-      </w:pPr>
-      <w:proofErr w:type="gramStart"/>
-      <w:r>
-        <w:rPr>
-          <w:color w:val="FF0000"/>
-        </w:rPr>
-        <w:t>beta[</w:t>
-      </w:r>
-      <w:proofErr w:type="gramEnd"/>
-      <w:r>
-        <w:rPr>
-          <w:color w:val="FF0000"/>
-        </w:rPr>
-        <w:t>55</w:t>
-      </w:r>
-      <w:proofErr w:type="gramStart"/>
-      <w:r>
-        <w:rPr>
-          <w:color w:val="FF0000"/>
-        </w:rPr>
-        <w:t xml:space="preserve">]  </w:t>
-      </w:r>
-      <w:r>
-        <w:rPr>
-          <w:color w:val="FF0000"/>
-        </w:rPr>
-        <w:t>(</w:t>
-      </w:r>
-      <w:proofErr w:type="gramEnd"/>
-      <w:r>
-        <w:rPr>
-          <w:color w:val="FF0000"/>
-        </w:rPr>
-        <w:t xml:space="preserve">4.11) </w:t>
-      </w:r>
-      <w:r>
-        <w:rPr>
-          <w:color w:val="FF0000"/>
-        </w:rPr>
-        <w:t>seguridad excepcional</w:t>
-      </w:r>
-    </w:p>
-    <w:p>
-      <w:pPr>
-        <w:pStyle w:val="Prrafodelista"/>
-        <w:numPr>
-          <w:ilvl w:val="0"/>
-          <w:numId w:val="3"/>
-        </w:numPr>
-        <w:rPr>
-          <w:color w:val="FF0000"/>
-        </w:rPr>
-      </w:pPr>
-      <w:proofErr w:type="gramStart"/>
-      <w:r>
-        <w:rPr>
-          <w:color w:val="FF0000"/>
-        </w:rPr>
-        <w:t>beta[</w:t>
-      </w:r>
-      <w:proofErr w:type="gramEnd"/>
-      <w:r>
-        <w:rPr>
-          <w:color w:val="FF0000"/>
-        </w:rPr>
-        <w:t>56</w:t>
-      </w:r>
-      <w:proofErr w:type="gramStart"/>
-      <w:r>
-        <w:rPr>
-          <w:color w:val="FF0000"/>
-        </w:rPr>
-        <w:t xml:space="preserve">]  </w:t>
-      </w:r>
-      <w:r>
-        <w:rPr>
-          <w:color w:val="FF0000"/>
-        </w:rPr>
-        <w:t>(</w:t>
-      </w:r>
-      <w:proofErr w:type="gramEnd"/>
-      <w:r>
-        <w:rPr>
-          <w:color w:val="FF0000"/>
-        </w:rPr>
-        <w:t xml:space="preserve">3.64) </w:t>
-      </w:r>
-      <w:proofErr w:type="gramStart"/>
-      <w:r>
-        <w:rPr>
-          <w:color w:val="FF0000"/>
-        </w:rPr>
-        <w:t>seguridad subsidiado</w:t>
-      </w:r>
-      <w:proofErr w:type="gramEnd"/>
-    </w:p>
-    <w:p>
-      <w:pPr>
-        <w:rPr>
-          <w:color w:val="FF0000"/>
-        </w:rPr>
-      </w:pPr>
-    </w:p>
-    <w:p>
-      <w:pPr>
-        <w:rPr>
-          <w:color w:val="FF0000"/>
-        </w:rPr>
-      </w:pPr>
-      <w:r>
-        <w:rPr>
-          <w:color w:val="FF0000"/>
-        </w:rPr>
-        <w:t>Contar o no con seguridad social aumenta la probabilidad de atención a comparación de si no se conoce o está pendiente su afiliación, siendo seguridad especial el tipo que más probabilidad aumenta.</w:t>
-      </w:r>
-    </w:p>
-    <w:p>
-      <w:pPr>
-        <w:pStyle w:val="Ttulo3"/>
-      </w:pPr>
-      <w:r>
-        <w:t>ASOCIACIÓN NEGATIVA</w:t>
-      </w:r>
-    </w:p>
-    <w:p>
-      <w:pPr>
-        <w:rPr>
-          <w:b/>
-          <w:bCs/>
-        </w:rPr>
-      </w:pPr>
-      <w:proofErr w:type="spellStart"/>
-      <w:r>
-        <w:rPr>
-          <w:b/>
-          <w:bCs/>
-        </w:rPr>
-        <w:t>alpha</w:t>
-      </w:r>
-      <w:proofErr w:type="spellEnd"/>
-      <w:r>
-        <w:rPr>
-          <w:b/>
-          <w:bCs/>
-        </w:rPr>
-        <w:t xml:space="preserve">     intercepto</w:t>
-      </w:r>
-    </w:p>
-    <w:p/>
-    <w:p>
-      <w:pPr>
-        <w:rPr>
-          <w:b/>
-        </w:rPr>
-      </w:pPr>
-      <w:r>
-        <w:rPr>
-          <w:b/>
-        </w:rPr>
-        <w:t>Sexo del agresor. Referencia Intersexual</w:t>
+        <w:rPr>
+          <w:color w:val="FF0000"/>
+        </w:rPr>
+        <w:t>s</w:t>
       </w:r>
     </w:p>
     <w:p>
@@ -2491,1236 +2403,49 @@
           <w:ilvl w:val="0"/>
           <w:numId w:val="11"/>
         </w:numPr>
-      </w:pPr>
-      <w:proofErr w:type="gramStart"/>
-      <w:r>
-        <w:t>beta[</w:t>
-      </w:r>
-      <w:proofErr w:type="gramEnd"/>
-      <w:r>
-        <w:t xml:space="preserve">8]: (-1.12) Femenino. Cuando la agresora es mujer, la probabilidad de recibir atención es </w:t>
-      </w:r>
-      <w:r>
-        <w:rPr>
-          <w:b/>
-        </w:rPr>
-        <w:t>menor</w:t>
-      </w:r>
-      <w:r>
-        <w:t xml:space="preserve"> comparado con si el agresor es intersexual.</w:t>
-      </w:r>
-    </w:p>
-    <w:p>
-      <w:pPr>
-        <w:ind w:left="720"/>
-      </w:pPr>
-    </w:p>
-    <w:p>
-      <w:pPr>
-        <w:rPr>
-          <w:b/>
-          <w:bCs/>
-          <w:color w:val="FF0000"/>
-        </w:rPr>
-      </w:pPr>
-      <w:r>
-        <w:rPr>
-          <w:b/>
-          <w:bCs/>
-          <w:color w:val="FF0000"/>
-        </w:rPr>
-        <w:t>Actividad. Referencia otro</w:t>
-      </w:r>
-    </w:p>
-    <w:p>
-      <w:pPr>
-        <w:pStyle w:val="Prrafodelista"/>
+        <w:rPr>
+          <w:color w:val="FF0000"/>
+        </w:rPr>
+      </w:pPr>
+      <w:r>
+        <w:rPr>
+          <w:color w:val="FF0000"/>
+        </w:rPr>
+        <w:t>beta[49] año 2021</w:t>
+      </w:r>
+    </w:p>
+    <w:p>
+      <w:pPr>
         <w:numPr>
           <w:ilvl w:val="0"/>
           <w:numId w:val="11"/>
         </w:numPr>
         <w:rPr>
-          <w:b/>
-          <w:bCs/>
-          <w:color w:val="FF0000"/>
-        </w:rPr>
-      </w:pPr>
-      <w:proofErr w:type="gramStart"/>
-      <w:r>
-        <w:rPr>
-          <w:color w:val="FF0000"/>
-        </w:rPr>
-        <w:t>beta[</w:t>
-      </w:r>
-      <w:proofErr w:type="gramEnd"/>
-      <w:r>
-        <w:rPr>
-          <w:color w:val="FF0000"/>
-        </w:rPr>
-        <w:t>31] (-0.13) estudiante</w:t>
-      </w:r>
-    </w:p>
-    <w:p>
-      <w:pPr>
-        <w:pStyle w:val="Prrafodelista"/>
+          <w:color w:val="FF0000"/>
+        </w:rPr>
+      </w:pPr>
+      <w:r>
+        <w:rPr>
+          <w:color w:val="FF0000"/>
+        </w:rPr>
+        <w:t>beta[50] año 2022</w:t>
+      </w:r>
+    </w:p>
+    <w:p>
+      <w:pPr>
         <w:numPr>
           <w:ilvl w:val="0"/>
           <w:numId w:val="11"/>
         </w:numPr>
         <w:rPr>
-          <w:b/>
-          <w:bCs/>
-          <w:color w:val="FF0000"/>
-        </w:rPr>
-      </w:pPr>
-      <w:proofErr w:type="gramStart"/>
-      <w:r>
-        <w:rPr>
-          <w:color w:val="FF0000"/>
-        </w:rPr>
-        <w:t>beta[</w:t>
-      </w:r>
-      <w:proofErr w:type="gramEnd"/>
-      <w:r>
-        <w:rPr>
-          <w:color w:val="FF0000"/>
-        </w:rPr>
-        <w:t>3</w:t>
-      </w:r>
-      <w:r>
-        <w:rPr>
-          <w:color w:val="FF0000"/>
-        </w:rPr>
-        <w:t>4</w:t>
-      </w:r>
-      <w:r>
-        <w:rPr>
-          <w:color w:val="FF0000"/>
-        </w:rPr>
-        <w:t>] (-</w:t>
-      </w:r>
-      <w:r>
-        <w:rPr>
-          <w:color w:val="FF0000"/>
-        </w:rPr>
-        <w:t>0.71</w:t>
-      </w:r>
-      <w:r>
-        <w:rPr>
-          <w:color w:val="FF0000"/>
-        </w:rPr>
-        <w:t xml:space="preserve">) </w:t>
-      </w:r>
-      <w:r>
-        <w:rPr>
-          <w:color w:val="FF0000"/>
-        </w:rPr>
-        <w:t>ninguna</w:t>
-      </w:r>
-    </w:p>
-    <w:p>
-      <w:pPr>
-        <w:pStyle w:val="Prrafodelista"/>
-        <w:numPr>
-          <w:ilvl w:val="0"/>
-          <w:numId w:val="11"/>
-        </w:numPr>
-        <w:rPr>
-          <w:b/>
-          <w:bCs/>
-          <w:color w:val="FF0000"/>
-        </w:rPr>
-      </w:pPr>
-      <w:proofErr w:type="gramStart"/>
-      <w:r>
-        <w:rPr>
-          <w:color w:val="FF0000"/>
-        </w:rPr>
-        <w:t>beta[</w:t>
-      </w:r>
-      <w:proofErr w:type="gramEnd"/>
-      <w:r>
-        <w:rPr>
-          <w:color w:val="FF0000"/>
-        </w:rPr>
-        <w:t>3</w:t>
-      </w:r>
-      <w:r>
-        <w:rPr>
-          <w:color w:val="FF0000"/>
-        </w:rPr>
-        <w:t>5</w:t>
-      </w:r>
-      <w:r>
-        <w:rPr>
-          <w:color w:val="FF0000"/>
-        </w:rPr>
-        <w:t>] (-0.</w:t>
-      </w:r>
-      <w:r>
-        <w:rPr>
-          <w:color w:val="FF0000"/>
-        </w:rPr>
-        <w:t>71</w:t>
-      </w:r>
-      <w:r>
-        <w:rPr>
-          <w:color w:val="FF0000"/>
-        </w:rPr>
-        <w:t xml:space="preserve">) </w:t>
-      </w:r>
-      <w:r>
-        <w:rPr>
-          <w:color w:val="FF0000"/>
-        </w:rPr>
-        <w:t>ocupaciones elementales</w:t>
-      </w:r>
-    </w:p>
-    <w:p>
-      <w:pPr>
-        <w:pStyle w:val="Prrafodelista"/>
-        <w:numPr>
-          <w:ilvl w:val="0"/>
-          <w:numId w:val="11"/>
-        </w:numPr>
-        <w:rPr>
-          <w:b/>
-          <w:bCs/>
-          <w:color w:val="FF0000"/>
-        </w:rPr>
-      </w:pPr>
-      <w:proofErr w:type="gramStart"/>
-      <w:r>
-        <w:rPr>
-          <w:color w:val="FF0000"/>
-        </w:rPr>
-        <w:t>beta[</w:t>
-      </w:r>
-      <w:proofErr w:type="gramEnd"/>
-      <w:r>
-        <w:rPr>
-          <w:color w:val="FF0000"/>
-        </w:rPr>
-        <w:t>3</w:t>
-      </w:r>
-      <w:r>
-        <w:rPr>
-          <w:color w:val="FF0000"/>
-        </w:rPr>
-        <w:t>6</w:t>
-      </w:r>
-      <w:r>
-        <w:rPr>
-          <w:color w:val="FF0000"/>
-        </w:rPr>
-        <w:t>] (-0.</w:t>
-      </w:r>
-      <w:r>
-        <w:rPr>
-          <w:color w:val="FF0000"/>
-        </w:rPr>
-        <w:t>80</w:t>
-      </w:r>
-      <w:r>
-        <w:rPr>
-          <w:color w:val="FF0000"/>
-        </w:rPr>
-        <w:t xml:space="preserve">) </w:t>
-      </w:r>
-      <w:r>
-        <w:rPr>
-          <w:color w:val="FF0000"/>
-        </w:rPr>
-        <w:t xml:space="preserve">oficiales, operarios, </w:t>
-      </w:r>
-      <w:proofErr w:type="spellStart"/>
-      <w:r>
-        <w:rPr>
-          <w:color w:val="FF0000"/>
-        </w:rPr>
-        <w:t>artesanod</w:t>
-      </w:r>
-      <w:proofErr w:type="spellEnd"/>
-    </w:p>
-    <w:p>
-      <w:pPr>
-        <w:pStyle w:val="Prrafodelista"/>
-        <w:numPr>
-          <w:ilvl w:val="0"/>
-          <w:numId w:val="11"/>
-        </w:numPr>
-        <w:rPr>
-          <w:color w:val="FF0000"/>
-        </w:rPr>
-      </w:pPr>
-      <w:proofErr w:type="gramStart"/>
-      <w:r>
-        <w:rPr>
-          <w:color w:val="FF0000"/>
-        </w:rPr>
-        <w:t>beta[</w:t>
-      </w:r>
-      <w:proofErr w:type="gramEnd"/>
-      <w:r>
-        <w:rPr>
-          <w:color w:val="FF0000"/>
-        </w:rPr>
-        <w:t>38</w:t>
-      </w:r>
-      <w:proofErr w:type="gramStart"/>
-      <w:r>
-        <w:rPr>
-          <w:color w:val="FF0000"/>
-        </w:rPr>
-        <w:t xml:space="preserve">]  </w:t>
-      </w:r>
-      <w:r>
-        <w:rPr>
-          <w:color w:val="FF0000"/>
-        </w:rPr>
-        <w:t>(</w:t>
-      </w:r>
-      <w:proofErr w:type="gramEnd"/>
-      <w:r>
-        <w:rPr>
-          <w:color w:val="FF0000"/>
-        </w:rPr>
-        <w:t xml:space="preserve">-0.56) </w:t>
-      </w:r>
-      <w:r>
-        <w:rPr>
-          <w:color w:val="FF0000"/>
-        </w:rPr>
-        <w:t>actividad persona dedica al cuidado del hogar</w:t>
-      </w:r>
-    </w:p>
-    <w:p>
-      <w:pPr>
-        <w:pStyle w:val="Prrafodelista"/>
-        <w:numPr>
-          <w:ilvl w:val="0"/>
-          <w:numId w:val="11"/>
-        </w:numPr>
-        <w:rPr>
-          <w:color w:val="FF0000"/>
-        </w:rPr>
-      </w:pPr>
-      <w:proofErr w:type="gramStart"/>
-      <w:r>
-        <w:rPr>
-          <w:color w:val="FF0000"/>
-        </w:rPr>
-        <w:t>beta[</w:t>
-      </w:r>
-      <w:proofErr w:type="gramEnd"/>
-      <w:r>
-        <w:rPr>
-          <w:color w:val="FF0000"/>
-        </w:rPr>
-        <w:t>41</w:t>
-      </w:r>
-      <w:proofErr w:type="gramStart"/>
-      <w:r>
-        <w:rPr>
-          <w:color w:val="FF0000"/>
-        </w:rPr>
-        <w:t xml:space="preserve">]  </w:t>
-      </w:r>
-      <w:r>
-        <w:rPr>
-          <w:color w:val="FF0000"/>
-        </w:rPr>
-        <w:t>(</w:t>
-      </w:r>
-      <w:proofErr w:type="gramEnd"/>
-      <w:r>
-        <w:rPr>
-          <w:color w:val="FF0000"/>
-        </w:rPr>
-        <w:t xml:space="preserve">-0.39) </w:t>
-      </w:r>
-      <w:r>
-        <w:rPr>
-          <w:color w:val="FF0000"/>
-        </w:rPr>
-        <w:t xml:space="preserve">actividad personal de apoyo administrativo </w:t>
-      </w:r>
-    </w:p>
-    <w:p>
-      <w:pPr>
-        <w:pStyle w:val="Prrafodelista"/>
-        <w:numPr>
-          <w:ilvl w:val="0"/>
-          <w:numId w:val="11"/>
-        </w:numPr>
-        <w:rPr>
-          <w:color w:val="FF0000"/>
-        </w:rPr>
-      </w:pPr>
-      <w:proofErr w:type="gramStart"/>
-      <w:r>
-        <w:rPr>
-          <w:color w:val="FF0000"/>
-        </w:rPr>
-        <w:t>beta[</w:t>
-      </w:r>
-      <w:proofErr w:type="gramEnd"/>
-      <w:r>
-        <w:rPr>
-          <w:color w:val="FF0000"/>
-        </w:rPr>
-        <w:t>42</w:t>
-      </w:r>
-      <w:proofErr w:type="gramStart"/>
-      <w:r>
-        <w:rPr>
-          <w:color w:val="FF0000"/>
-        </w:rPr>
-        <w:t xml:space="preserve">]  </w:t>
-      </w:r>
-      <w:r>
-        <w:rPr>
-          <w:color w:val="FF0000"/>
-        </w:rPr>
-        <w:t>(</w:t>
-      </w:r>
-      <w:proofErr w:type="gramEnd"/>
-      <w:r>
-        <w:rPr>
-          <w:color w:val="FF0000"/>
-        </w:rPr>
-        <w:t xml:space="preserve">-0.43) </w:t>
-      </w:r>
-      <w:r>
-        <w:rPr>
-          <w:color w:val="FF0000"/>
-        </w:rPr>
-        <w:t>actividad profesionales, científicos e intelectuales</w:t>
-      </w:r>
-    </w:p>
-    <w:p>
-      <w:pPr>
-        <w:pStyle w:val="Prrafodelista"/>
-        <w:numPr>
-          <w:ilvl w:val="0"/>
-          <w:numId w:val="11"/>
-        </w:numPr>
-        <w:rPr>
-          <w:color w:val="FF0000"/>
-        </w:rPr>
-      </w:pPr>
-      <w:proofErr w:type="gramStart"/>
-      <w:r>
-        <w:rPr>
-          <w:color w:val="FF0000"/>
-        </w:rPr>
-        <w:t>beta[</w:t>
-      </w:r>
-      <w:proofErr w:type="gramEnd"/>
-      <w:r>
-        <w:rPr>
-          <w:color w:val="FF0000"/>
-        </w:rPr>
-        <w:t>43</w:t>
-      </w:r>
-      <w:proofErr w:type="gramStart"/>
-      <w:r>
-        <w:rPr>
-          <w:color w:val="FF0000"/>
-        </w:rPr>
-        <w:t xml:space="preserve">]  </w:t>
-      </w:r>
-      <w:r>
-        <w:rPr>
-          <w:color w:val="FF0000"/>
-        </w:rPr>
-        <w:t>(</w:t>
-      </w:r>
-      <w:proofErr w:type="gramEnd"/>
-      <w:r>
-        <w:rPr>
-          <w:color w:val="FF0000"/>
-        </w:rPr>
-        <w:t xml:space="preserve">-0.52) </w:t>
-      </w:r>
-      <w:r>
-        <w:rPr>
-          <w:color w:val="FF0000"/>
-        </w:rPr>
-        <w:t>actividad técnicos y profesionales</w:t>
-      </w:r>
-    </w:p>
-    <w:p>
-      <w:pPr>
-        <w:pStyle w:val="Prrafodelista"/>
-        <w:numPr>
-          <w:ilvl w:val="0"/>
-          <w:numId w:val="11"/>
-        </w:numPr>
-        <w:rPr>
-          <w:color w:val="FF0000"/>
-        </w:rPr>
-      </w:pPr>
-      <w:proofErr w:type="gramStart"/>
-      <w:r>
-        <w:rPr>
-          <w:color w:val="FF0000"/>
-        </w:rPr>
-        <w:lastRenderedPageBreak/>
-        <w:t>beta[</w:t>
-      </w:r>
-      <w:proofErr w:type="gramEnd"/>
-      <w:r>
-        <w:rPr>
-          <w:color w:val="FF0000"/>
-        </w:rPr>
-        <w:t>44</w:t>
-      </w:r>
-      <w:proofErr w:type="gramStart"/>
-      <w:r>
-        <w:rPr>
-          <w:color w:val="FF0000"/>
-        </w:rPr>
-        <w:t xml:space="preserve">]  </w:t>
-      </w:r>
-      <w:r>
-        <w:rPr>
-          <w:color w:val="FF0000"/>
-        </w:rPr>
-        <w:t>(</w:t>
-      </w:r>
-      <w:proofErr w:type="gramEnd"/>
-      <w:r>
-        <w:rPr>
-          <w:color w:val="FF0000"/>
-        </w:rPr>
-        <w:t xml:space="preserve">-0.67) </w:t>
-      </w:r>
-      <w:r>
-        <w:rPr>
-          <w:color w:val="FF0000"/>
-        </w:rPr>
-        <w:t>actividad trabajadores de los servicios</w:t>
-      </w:r>
-    </w:p>
-    <w:p>
-      <w:pPr>
-        <w:rPr>
-          <w:color w:val="FF0000"/>
-        </w:rPr>
-      </w:pPr>
-    </w:p>
-    <w:p>
-      <w:pPr>
-        <w:rPr>
-          <w:b/>
-          <w:bCs/>
-          <w:color w:val="FF0000"/>
-        </w:rPr>
-      </w:pPr>
-      <w:r>
-        <w:rPr>
-          <w:b/>
-          <w:bCs/>
-          <w:color w:val="FF0000"/>
-        </w:rPr>
-        <w:t>Año. Referencia 2016</w:t>
-      </w:r>
-    </w:p>
-    <w:p>
-      <w:pPr>
-        <w:pStyle w:val="Prrafodelista"/>
-        <w:numPr>
-          <w:ilvl w:val="0"/>
-          <w:numId w:val="11"/>
-        </w:numPr>
-        <w:rPr>
-          <w:color w:val="FF0000"/>
-        </w:rPr>
-      </w:pPr>
-      <w:proofErr w:type="gramStart"/>
-      <w:r>
-        <w:rPr>
-          <w:color w:val="FF0000"/>
-        </w:rPr>
-        <w:t>beta[</w:t>
-      </w:r>
-      <w:proofErr w:type="gramEnd"/>
-      <w:r>
-        <w:rPr>
-          <w:color w:val="FF0000"/>
-        </w:rPr>
-        <w:t>45</w:t>
-      </w:r>
-      <w:proofErr w:type="gramStart"/>
-      <w:r>
-        <w:rPr>
-          <w:color w:val="FF0000"/>
-        </w:rPr>
-        <w:t xml:space="preserve">]  </w:t>
-      </w:r>
-      <w:r>
-        <w:rPr>
-          <w:color w:val="FF0000"/>
-        </w:rPr>
-        <w:t>(</w:t>
-      </w:r>
-      <w:proofErr w:type="gramEnd"/>
-      <w:r>
-        <w:rPr>
-          <w:color w:val="FF0000"/>
-        </w:rPr>
-        <w:t xml:space="preserve">-0.97) </w:t>
-      </w:r>
-      <w:r>
-        <w:rPr>
-          <w:color w:val="FF0000"/>
-        </w:rPr>
-        <w:t>año 2017</w:t>
-      </w:r>
-    </w:p>
-    <w:p>
-      <w:pPr>
-        <w:pStyle w:val="Prrafodelista"/>
-        <w:numPr>
-          <w:ilvl w:val="0"/>
-          <w:numId w:val="11"/>
-        </w:numPr>
-        <w:rPr>
-          <w:color w:val="FF0000"/>
-        </w:rPr>
-      </w:pPr>
-      <w:proofErr w:type="gramStart"/>
-      <w:r>
-        <w:rPr>
-          <w:color w:val="FF0000"/>
-        </w:rPr>
-        <w:t>beta[</w:t>
-      </w:r>
-      <w:proofErr w:type="gramEnd"/>
-      <w:r>
-        <w:rPr>
-          <w:color w:val="FF0000"/>
-        </w:rPr>
-        <w:t>46</w:t>
-      </w:r>
-      <w:proofErr w:type="gramStart"/>
-      <w:r>
-        <w:rPr>
-          <w:color w:val="FF0000"/>
-        </w:rPr>
-        <w:t xml:space="preserve">]  </w:t>
-      </w:r>
-      <w:r>
-        <w:rPr>
-          <w:color w:val="FF0000"/>
-        </w:rPr>
-        <w:t>(</w:t>
-      </w:r>
-      <w:proofErr w:type="gramEnd"/>
-      <w:r>
-        <w:rPr>
-          <w:color w:val="FF0000"/>
-        </w:rPr>
-        <w:t xml:space="preserve">-1.19) </w:t>
-      </w:r>
-      <w:r>
-        <w:rPr>
-          <w:color w:val="FF0000"/>
-        </w:rPr>
-        <w:t>año 2018</w:t>
-      </w:r>
-    </w:p>
-    <w:p>
-      <w:pPr>
-        <w:pStyle w:val="Prrafodelista"/>
-        <w:numPr>
-          <w:ilvl w:val="0"/>
-          <w:numId w:val="11"/>
-        </w:numPr>
-        <w:rPr>
-          <w:color w:val="FF0000"/>
-        </w:rPr>
-      </w:pPr>
-      <w:proofErr w:type="gramStart"/>
-      <w:r>
-        <w:rPr>
-          <w:color w:val="FF0000"/>
-        </w:rPr>
-        <w:t>beta[</w:t>
-      </w:r>
-      <w:proofErr w:type="gramEnd"/>
-      <w:r>
-        <w:rPr>
-          <w:color w:val="FF0000"/>
-        </w:rPr>
-        <w:t>47</w:t>
-      </w:r>
-      <w:proofErr w:type="gramStart"/>
-      <w:r>
-        <w:rPr>
-          <w:color w:val="FF0000"/>
-        </w:rPr>
-        <w:t xml:space="preserve">]  </w:t>
-      </w:r>
-      <w:r>
-        <w:rPr>
-          <w:color w:val="FF0000"/>
-        </w:rPr>
-        <w:t>(</w:t>
-      </w:r>
-      <w:proofErr w:type="gramEnd"/>
-      <w:r>
-        <w:rPr>
-          <w:color w:val="FF0000"/>
-        </w:rPr>
-        <w:t xml:space="preserve">-0.84) </w:t>
-      </w:r>
-      <w:r>
-        <w:rPr>
-          <w:color w:val="FF0000"/>
-        </w:rPr>
-        <w:t>año 2019</w:t>
-      </w:r>
-    </w:p>
-    <w:p>
-      <w:pPr>
-        <w:pStyle w:val="Prrafodelista"/>
-        <w:numPr>
-          <w:ilvl w:val="0"/>
-          <w:numId w:val="11"/>
-        </w:numPr>
-        <w:rPr>
-          <w:color w:val="FF0000"/>
-        </w:rPr>
-      </w:pPr>
-      <w:proofErr w:type="gramStart"/>
-      <w:r>
-        <w:rPr>
-          <w:color w:val="FF0000"/>
-        </w:rPr>
-        <w:t>beta[</w:t>
-      </w:r>
-      <w:proofErr w:type="gramEnd"/>
-      <w:r>
-        <w:rPr>
-          <w:color w:val="FF0000"/>
-        </w:rPr>
-        <w:t>48</w:t>
-      </w:r>
-      <w:proofErr w:type="gramStart"/>
-      <w:r>
-        <w:rPr>
-          <w:color w:val="FF0000"/>
-        </w:rPr>
-        <w:t xml:space="preserve">]  </w:t>
-      </w:r>
-      <w:r>
-        <w:rPr>
-          <w:color w:val="FF0000"/>
-        </w:rPr>
-        <w:t>(</w:t>
-      </w:r>
-      <w:proofErr w:type="gramEnd"/>
-      <w:r>
-        <w:rPr>
-          <w:color w:val="FF0000"/>
-        </w:rPr>
-        <w:t xml:space="preserve">-0.76) </w:t>
-      </w:r>
-      <w:r>
-        <w:rPr>
-          <w:color w:val="FF0000"/>
-        </w:rPr>
-        <w:t>año 2020</w:t>
-      </w:r>
-    </w:p>
-    <w:p>
-      <w:pPr>
-        <w:pStyle w:val="Ttulo3"/>
-      </w:pPr>
-      <w:r>
-        <w:t>NO HAY ASOCIACIÓN</w:t>
-      </w:r>
-    </w:p>
-    <w:p>
-      <w:pPr>
-        <w:pStyle w:val="Prrafodelista"/>
-        <w:numPr>
-          <w:ilvl w:val="0"/>
-          <w:numId w:val="11"/>
-        </w:numPr>
-        <w:rPr>
-          <w:color w:val="FF0000"/>
-        </w:rPr>
-      </w:pPr>
-      <w:proofErr w:type="gramStart"/>
-      <w:r>
-        <w:rPr>
-          <w:color w:val="FF0000"/>
-        </w:rPr>
-        <w:t>beta[</w:t>
-      </w:r>
-      <w:proofErr w:type="gramEnd"/>
-      <w:r>
-        <w:rPr>
-          <w:color w:val="FF0000"/>
-        </w:rPr>
-        <w:t>1] edad</w:t>
-      </w:r>
-    </w:p>
-    <w:p>
-      <w:pPr>
-        <w:pStyle w:val="Prrafodelista"/>
-        <w:numPr>
-          <w:ilvl w:val="0"/>
-          <w:numId w:val="11"/>
-        </w:numPr>
-      </w:pPr>
-      <w:proofErr w:type="gramStart"/>
-      <w:r>
-        <w:t>beta[</w:t>
-      </w:r>
-      <w:proofErr w:type="gramEnd"/>
-      <w:r>
-        <w:t xml:space="preserve">9] sexo agresor Masculino. Referencia Intersexual </w:t>
-      </w:r>
-    </w:p>
-    <w:p>
-      <w:pPr>
-        <w:pStyle w:val="Prrafodelista"/>
-        <w:numPr>
-          <w:ilvl w:val="0"/>
-          <w:numId w:val="11"/>
-        </w:numPr>
-      </w:pPr>
-      <w:proofErr w:type="gramStart"/>
-      <w:r>
-        <w:t>beta[</w:t>
-      </w:r>
-      <w:proofErr w:type="gramEnd"/>
-      <w:r>
-        <w:t>20] escenario Área deportiva y recreativa. Referencia Otro</w:t>
-      </w:r>
-    </w:p>
-    <w:p>
-      <w:pPr>
-        <w:pStyle w:val="Prrafodelista"/>
-        <w:numPr>
-          <w:ilvl w:val="0"/>
-          <w:numId w:val="11"/>
-        </w:numPr>
-        <w:rPr>
-          <w:color w:val="FF0000"/>
-        </w:rPr>
-      </w:pPr>
-      <w:proofErr w:type="gramStart"/>
-      <w:r>
-        <w:rPr>
-          <w:color w:val="FF0000"/>
-        </w:rPr>
-        <w:t>beta[</w:t>
-      </w:r>
-      <w:proofErr w:type="gramEnd"/>
-      <w:r>
-        <w:rPr>
-          <w:color w:val="FF0000"/>
-        </w:rPr>
-        <w:t xml:space="preserve">21]: </w:t>
-      </w:r>
-      <w:r>
-        <w:rPr>
-          <w:color w:val="FF0000"/>
-        </w:rPr>
-        <w:t xml:space="preserve">Escenario. </w:t>
-      </w:r>
-      <w:r>
-        <w:rPr>
-          <w:color w:val="FF0000"/>
-        </w:rPr>
-        <w:t xml:space="preserve">Comercio y áreas de servicios </w:t>
-      </w:r>
-    </w:p>
-    <w:p>
-      <w:pPr>
-        <w:pStyle w:val="Prrafodelista"/>
-        <w:numPr>
-          <w:ilvl w:val="0"/>
-          <w:numId w:val="11"/>
-        </w:numPr>
-        <w:rPr>
-          <w:color w:val="FF0000"/>
-        </w:rPr>
-      </w:pPr>
-      <w:proofErr w:type="gramStart"/>
-      <w:r>
-        <w:rPr>
-          <w:color w:val="FF0000"/>
-        </w:rPr>
-        <w:t>beta[</w:t>
-      </w:r>
-      <w:proofErr w:type="gramEnd"/>
-      <w:r>
-        <w:rPr>
-          <w:color w:val="FF0000"/>
-        </w:rPr>
-        <w:t xml:space="preserve">22]: </w:t>
-      </w:r>
-      <w:r>
-        <w:rPr>
-          <w:color w:val="FF0000"/>
-        </w:rPr>
-        <w:t>Escenario.</w:t>
-      </w:r>
-      <w:r>
-        <w:rPr>
-          <w:color w:val="FF0000"/>
-        </w:rPr>
-        <w:t xml:space="preserve"> </w:t>
-      </w:r>
-      <w:r>
-        <w:rPr>
-          <w:color w:val="FF0000"/>
-        </w:rPr>
-        <w:t xml:space="preserve">Espacios abiertos </w:t>
-      </w:r>
-    </w:p>
-    <w:p>
-      <w:pPr>
-        <w:numPr>
-          <w:ilvl w:val="0"/>
-          <w:numId w:val="11"/>
-        </w:numPr>
-        <w:rPr>
-          <w:color w:val="FF0000"/>
-        </w:rPr>
-      </w:pPr>
-      <w:proofErr w:type="gramStart"/>
-      <w:r>
-        <w:rPr>
-          <w:color w:val="FF0000"/>
-        </w:rPr>
-        <w:t>beta[</w:t>
-      </w:r>
-      <w:proofErr w:type="gramEnd"/>
-      <w:r>
-        <w:rPr>
-          <w:color w:val="FF0000"/>
-        </w:rPr>
-        <w:t>26]:  Lugares de esparcimiento con expendio de alcohol</w:t>
-      </w:r>
-    </w:p>
-    <w:p>
-      <w:pPr>
-        <w:numPr>
-          <w:ilvl w:val="0"/>
-          <w:numId w:val="11"/>
-        </w:numPr>
-        <w:rPr>
-          <w:color w:val="FF0000"/>
-        </w:rPr>
-      </w:pPr>
-      <w:proofErr w:type="gramStart"/>
-      <w:r>
-        <w:rPr>
-          <w:color w:val="FF0000"/>
-        </w:rPr>
-        <w:t>beta[</w:t>
-      </w:r>
-      <w:proofErr w:type="gramEnd"/>
-      <w:r>
-        <w:rPr>
-          <w:color w:val="FF0000"/>
-        </w:rPr>
-        <w:t xml:space="preserve">27]: </w:t>
-      </w:r>
-      <w:r>
-        <w:rPr>
-          <w:color w:val="FF0000"/>
-        </w:rPr>
-        <w:t xml:space="preserve"> </w:t>
-      </w:r>
-      <w:r>
-        <w:rPr>
-          <w:color w:val="FF0000"/>
-        </w:rPr>
-        <w:t>Vía Pública</w:t>
-      </w:r>
-    </w:p>
-    <w:p>
-      <w:pPr>
-        <w:numPr>
-          <w:ilvl w:val="0"/>
-          <w:numId w:val="11"/>
-        </w:numPr>
-        <w:rPr>
-          <w:color w:val="FF0000"/>
-        </w:rPr>
-      </w:pPr>
-      <w:proofErr w:type="gramStart"/>
-      <w:r>
-        <w:rPr>
-          <w:color w:val="FF0000"/>
-        </w:rPr>
-        <w:t>beta[</w:t>
-      </w:r>
-      <w:proofErr w:type="gramEnd"/>
-      <w:r>
-        <w:rPr>
-          <w:color w:val="FF0000"/>
-        </w:rPr>
-        <w:t>29</w:t>
-      </w:r>
-      <w:proofErr w:type="gramStart"/>
-      <w:r>
-        <w:rPr>
-          <w:color w:val="FF0000"/>
-        </w:rPr>
-        <w:t>]  actividad</w:t>
-      </w:r>
-      <w:proofErr w:type="gramEnd"/>
-      <w:r>
-        <w:rPr>
-          <w:color w:val="FF0000"/>
-        </w:rPr>
-        <w:t xml:space="preserve"> agricultores. Referencia Otro</w:t>
-      </w:r>
-    </w:p>
-    <w:p>
-      <w:pPr>
-        <w:numPr>
-          <w:ilvl w:val="0"/>
-          <w:numId w:val="11"/>
-        </w:numPr>
-        <w:rPr>
-          <w:color w:val="FF0000"/>
-        </w:rPr>
-      </w:pPr>
-      <w:proofErr w:type="gramStart"/>
-      <w:r>
-        <w:rPr>
-          <w:color w:val="FF0000"/>
-        </w:rPr>
-        <w:t>beta[</w:t>
-      </w:r>
-      <w:proofErr w:type="gramEnd"/>
-      <w:r>
-        <w:rPr>
-          <w:color w:val="FF0000"/>
-        </w:rPr>
-        <w:t>30] actividad directores</w:t>
-      </w:r>
-    </w:p>
-    <w:p>
-      <w:pPr>
-        <w:numPr>
-          <w:ilvl w:val="0"/>
-          <w:numId w:val="11"/>
-        </w:numPr>
-        <w:rPr>
-          <w:color w:val="FF0000"/>
-        </w:rPr>
-      </w:pPr>
-      <w:proofErr w:type="gramStart"/>
-      <w:r>
-        <w:rPr>
-          <w:color w:val="FF0000"/>
-        </w:rPr>
-        <w:t>beta[</w:t>
-      </w:r>
-      <w:proofErr w:type="gramEnd"/>
-      <w:r>
-        <w:rPr>
-          <w:color w:val="FF0000"/>
-        </w:rPr>
-        <w:t>32] actividad habitante de calle</w:t>
-      </w:r>
-    </w:p>
-    <w:p>
-      <w:pPr>
-        <w:numPr>
-          <w:ilvl w:val="0"/>
-          <w:numId w:val="11"/>
-        </w:numPr>
-        <w:rPr>
-          <w:color w:val="FF0000"/>
-        </w:rPr>
-      </w:pPr>
-      <w:proofErr w:type="gramStart"/>
-      <w:r>
-        <w:rPr>
-          <w:color w:val="FF0000"/>
-        </w:rPr>
-        <w:t>beta[</w:t>
-      </w:r>
-      <w:proofErr w:type="gramEnd"/>
-      <w:r>
-        <w:rPr>
-          <w:color w:val="FF0000"/>
-        </w:rPr>
-        <w:t>33] actividad líderes cívicos</w:t>
-      </w:r>
-    </w:p>
-    <w:p>
-      <w:pPr>
-        <w:numPr>
-          <w:ilvl w:val="0"/>
-          <w:numId w:val="11"/>
-        </w:numPr>
-        <w:rPr>
-          <w:color w:val="FF0000"/>
-        </w:rPr>
-      </w:pPr>
-      <w:proofErr w:type="gramStart"/>
-      <w:r>
-        <w:rPr>
-          <w:color w:val="FF0000"/>
-        </w:rPr>
-        <w:t>beta[</w:t>
-      </w:r>
-      <w:proofErr w:type="gramEnd"/>
-      <w:r>
-        <w:rPr>
-          <w:color w:val="FF0000"/>
-        </w:rPr>
-        <w:t>37] actividad operadores de instalaciones</w:t>
-      </w:r>
-    </w:p>
-    <w:p>
-      <w:pPr>
-        <w:numPr>
-          <w:ilvl w:val="0"/>
-          <w:numId w:val="11"/>
-        </w:numPr>
-        <w:rPr>
-          <w:color w:val="FF0000"/>
-        </w:rPr>
-      </w:pPr>
-      <w:proofErr w:type="gramStart"/>
-      <w:r>
-        <w:rPr>
-          <w:color w:val="FF0000"/>
-        </w:rPr>
-        <w:t>beta[</w:t>
-      </w:r>
-      <w:proofErr w:type="gramEnd"/>
-      <w:r>
-        <w:rPr>
-          <w:color w:val="FF0000"/>
-        </w:rPr>
-        <w:t>39] actividad persona en situación de prostitución</w:t>
-      </w:r>
-    </w:p>
-    <w:p>
-      <w:pPr>
-        <w:numPr>
-          <w:ilvl w:val="0"/>
-          <w:numId w:val="11"/>
-        </w:numPr>
-        <w:rPr>
-          <w:color w:val="FF0000"/>
-        </w:rPr>
-      </w:pPr>
-      <w:proofErr w:type="gramStart"/>
-      <w:r>
-        <w:rPr>
-          <w:color w:val="FF0000"/>
-        </w:rPr>
-        <w:t>beta[</w:t>
-      </w:r>
-      <w:proofErr w:type="gramEnd"/>
-      <w:r>
-        <w:rPr>
-          <w:color w:val="FF0000"/>
-        </w:rPr>
-        <w:t>40] actividad persona que cuida a otr</w:t>
-      </w:r>
-      <w:r>
-        <w:rPr>
-          <w:color w:val="FF0000"/>
-        </w:rPr>
-        <w:t>o</w:t>
-      </w:r>
-      <w:r>
-        <w:rPr>
-          <w:color w:val="FF0000"/>
-        </w:rPr>
-        <w:t>s</w:t>
-      </w:r>
-    </w:p>
-    <w:p>
-      <w:pPr>
-        <w:numPr>
-          <w:ilvl w:val="0"/>
-          <w:numId w:val="11"/>
-        </w:numPr>
-        <w:rPr>
-          <w:color w:val="FF0000"/>
-        </w:rPr>
-      </w:pPr>
-      <w:proofErr w:type="gramStart"/>
-      <w:r>
-        <w:rPr>
-          <w:color w:val="FF0000"/>
-        </w:rPr>
-        <w:t>beta[</w:t>
-      </w:r>
-      <w:proofErr w:type="gramEnd"/>
-      <w:r>
-        <w:rPr>
-          <w:color w:val="FF0000"/>
-        </w:rPr>
-        <w:t>49] año 2021</w:t>
-      </w:r>
-    </w:p>
-    <w:p>
-      <w:pPr>
-        <w:numPr>
-          <w:ilvl w:val="0"/>
-          <w:numId w:val="11"/>
-        </w:numPr>
-        <w:rPr>
-          <w:color w:val="FF0000"/>
-        </w:rPr>
-      </w:pPr>
-      <w:proofErr w:type="gramStart"/>
-      <w:r>
-        <w:rPr>
-          <w:color w:val="FF0000"/>
-        </w:rPr>
-        <w:t>beta[</w:t>
-      </w:r>
-      <w:proofErr w:type="gramEnd"/>
-      <w:r>
-        <w:rPr>
-          <w:color w:val="FF0000"/>
-        </w:rPr>
-        <w:t>50] año 2022</w:t>
-      </w:r>
-    </w:p>
-    <w:p>
-      <w:pPr>
-        <w:numPr>
-          <w:ilvl w:val="0"/>
-          <w:numId w:val="11"/>
-        </w:numPr>
-        <w:rPr>
-          <w:color w:val="FF0000"/>
-        </w:rPr>
-      </w:pPr>
-      <w:proofErr w:type="gramStart"/>
-      <w:r>
-        <w:rPr>
-          <w:color w:val="FF0000"/>
-        </w:rPr>
-        <w:t>beta[</w:t>
-      </w:r>
-      <w:proofErr w:type="gramEnd"/>
-      <w:r>
-        <w:rPr>
-          <w:color w:val="FF0000"/>
-        </w:rPr>
-        <w:t>51] año 2023</w:t>
+          <w:color w:val="FF0000"/>
+        </w:rPr>
+      </w:pPr>
+      <w:r>
+        <w:rPr>
+          <w:color w:val="FF0000"/>
+        </w:rPr>
+        <w:t>beta[51] año 2023</w:t>
       </w:r>
     </w:p>
     <w:p>
@@ -3752,16 +2477,11 @@
         <w:t>hospitalizadas</w:t>
       </w:r>
       <w:r>
-        <w:t xml:space="preserve">, que se conoce su estado de afiliación en la seguridad social </w:t>
-      </w:r>
-      <w:proofErr w:type="gramStart"/>
-      <w:r>
-        <w:t xml:space="preserve">y </w:t>
+        <w:t xml:space="preserve">, que se conoce su estado de afiliación en la seguridad social y </w:t>
       </w:r>
       <w:r>
         <w:t xml:space="preserve"> que</w:t>
       </w:r>
-      <w:proofErr w:type="gramEnd"/>
       <w:r>
         <w:t xml:space="preserve"> vivieron la violencia en lugares como </w:t>
       </w:r>
@@ -3816,7 +2536,6 @@
           <w:color w:val="FF0000"/>
         </w:rPr>
       </w:pPr>
-      <w:proofErr w:type="gramStart"/>
       <w:r>
         <w:t xml:space="preserve">Finalmente, </w:t>
       </w:r>
@@ -3824,26 +2543,25 @@
         <w:rPr>
           <w:color w:val="FF0000"/>
         </w:rPr>
-        <w:t xml:space="preserve"> las</w:t>
-      </w:r>
-      <w:proofErr w:type="gramEnd"/>
-      <w:r>
-        <w:rPr>
-          <w:color w:val="FF0000"/>
-        </w:rPr>
-        <w:t xml:space="preserve"> características que </w:t>
-      </w:r>
-      <w:r>
-        <w:rPr>
-          <w:color w:val="FF0000"/>
-        </w:rPr>
-        <w:t xml:space="preserve">no </w:t>
-      </w:r>
-      <w:r>
-        <w:rPr>
-          <w:color w:val="FF0000"/>
-        </w:rPr>
-        <w:t>influyen en la atención porque presentan</w:t>
+        <w:t>las</w:t>
+      </w:r>
+      <w:r>
+        <w:rPr>
+          <w:color w:val="FF0000"/>
+        </w:rPr>
+        <w:t xml:space="preserve"> características </w:t>
+      </w:r>
+      <w:r>
+        <w:rPr>
+          <w:color w:val="FF0000"/>
+        </w:rPr>
+        <w:t xml:space="preserve">que </w:t>
+      </w:r>
+      <w:r>
+        <w:rPr>
+          <w:color w:val="FF0000"/>
+        </w:rPr>
+        <w:t>presentan</w:t>
       </w:r>
       <w:r>
         <w:rPr>
@@ -3881,8 +2599,13 @@
         <w:rPr>
           <w:color w:val="FF0000"/>
         </w:rPr>
-        <w:lastRenderedPageBreak/>
         <w:t>Sexo del agresor</w:t>
+      </w:r>
+      <w:r>
+        <w:rPr>
+          <w:color w:val="FF0000"/>
+        </w:rPr>
+        <w:t>: femenino tiene asociación negativa y masculino no tiene</w:t>
       </w:r>
     </w:p>
     <w:p>
@@ -3904,6 +2627,18 @@
         </w:rPr>
         <w:t>Escenario</w:t>
       </w:r>
+      <w:r>
+        <w:rPr>
+          <w:color w:val="FF0000"/>
+        </w:rPr>
+        <w:t xml:space="preserve">: </w:t>
+      </w:r>
+      <w:r>
+        <w:rPr>
+          <w:color w:val="FF0000"/>
+        </w:rPr>
+        <w:t>establecimiento educativo, institución de salud, lugar de trabajo y vivienda tienen asociación positiva, el resto no tiene</w:t>
+      </w:r>
     </w:p>
     <w:p>
       <w:pPr>
@@ -3924,6 +2659,18 @@
         </w:rPr>
         <w:t>Actividad</w:t>
       </w:r>
+      <w:r>
+        <w:rPr>
+          <w:color w:val="FF0000"/>
+        </w:rPr>
+        <w:t xml:space="preserve">: </w:t>
+      </w:r>
+      <w:r>
+        <w:rPr>
+          <w:color w:val="FF0000"/>
+        </w:rPr>
+        <w:t>ocupaciones elementales, oficiales, persona dedicada al cuidado del hogar, personal de apoyo administrativo, científicos, técnicos tiene asociación negativa. El resto no tiene</w:t>
+      </w:r>
     </w:p>
     <w:p>
       <w:pPr>
@@ -3944,6 +2691,27 @@
         </w:rPr>
         <w:t>Año</w:t>
       </w:r>
+      <w:r>
+        <w:rPr>
+          <w:color w:val="FF0000"/>
+        </w:rPr>
+        <w:t xml:space="preserve">: </w:t>
+      </w:r>
+      <w:r>
+        <w:rPr>
+          <w:color w:val="FF0000"/>
+        </w:rPr>
+        <w:t>2017,2018,2019,2020 tienen asociación negativa. El resto no tiene</w:t>
+      </w:r>
+    </w:p>
+    <w:p>
+      <w:pPr>
+        <w:spacing w:before="240" w:after="240"/>
+        <w:jc w:val="both"/>
+        <w:rPr>
+          <w:color w:val="FF0000"/>
+        </w:rPr>
+      </w:pPr>
     </w:p>
     <w:p>
       <w:pPr>
@@ -3952,6 +2720,9 @@
       </w:pPr>
       <w:r>
         <w:t>COMPARACIÓN</w:t>
+      </w:r>
+      <w:r>
+        <w:t xml:space="preserve"> MODELO 1 Y 2</w:t>
       </w:r>
     </w:p>
     <w:p>
